--- a/projects/valuepickr-open-screen/docs/Steelcast.docx
+++ b/projects/valuepickr-open-screen/docs/Steelcast.docx
@@ -313,7 +313,7 @@
         <w:spacing w:after="120" w:before="280"/>
       </w:pPr>
       <w:r>
-        <w:t xml:space="preserve">Ishmohit-Lens Checks (value chain · earnings quality · growth trajectory · management · global-signal check)</w:t>
+        <w:t xml:space="preserve">Guidance &amp; Expectation Gap</w:t>
       </w:r>
     </w:p>
     <w:p>
@@ -328,7 +328,7 @@
           <w:sz w:val="18"/>
           <w:szCs w:val="18"/>
         </w:rPr>
-        <w:t xml:space="preserve">Extra checks drawn from @ishmohit1 / SOIC methodology (playbook/ishmohit-soic-style.md): where the company sits in its value chain and what the supply side is doing, whether a margin/PAT inflection is structural or a cyclical peak, the rate-of-change of growth vs. what the multiple demands, and management quality as a positive attribute.</w:t>
+        <w:t xml:space="preserve">Management guidance decoded into commitments, graded on the expectation → action → operational → commercial → financial ladder, then compared to what the current price appears to assume. Method: playbook/guidance-and-expectation-gap.md.</w:t>
       </w:r>
     </w:p>
     <w:p>
@@ -342,7 +342,7 @@
           <w:sz w:val="20"/>
           <w:szCs w:val="20"/>
         </w:rPr>
-        <w:t xml:space="preserve">Value chain &amp; supply side:</w:t>
+        <w:t xml:space="preserve">Market expectation vs. our path:</w:t>
       </w:r>
     </w:p>
     <w:tbl>
@@ -373,125 +373,287 @@
                 <w:b/>
                 <w:bCs/>
               </w:rPr>
-              <w:t xml:space="preserve">Theme</w:t>
-            </w:r>
-          </w:p>
-        </w:tc>
-        <w:tc>
-          <w:tcPr>
-            <w:tcW w:type="dxa" w:w="5800"/>
-          </w:tcPr>
-          <w:p>
-            <w:r>
-              <w:t xml:space="preserve">Forgings / castings / fasteners / cap-good exporters to US (reshoring, Europe deindustrialisation)</w:t>
-            </w:r>
-          </w:p>
-        </w:tc>
-      </w:tr>
-      <w:tr>
-        <w:tc>
-          <w:tcPr>
-            <w:tcW w:type="dxa" w:w="3200"/>
-            <w:shd w:fill="F2F2F2" w:val="clear"/>
-          </w:tcPr>
-          <w:p>
-            <w:r>
-              <w:rPr>
-                <w:b/>
-                <w:bCs/>
-              </w:rPr>
-              <w:t xml:space="preserve">This company's position</w:t>
-            </w:r>
-          </w:p>
-        </w:tc>
-        <w:tc>
-          <w:tcPr>
-            <w:tcW w:type="dxa" w:w="5800"/>
-          </w:tcPr>
-          <w:p>
-            <w:r>
-              <w:t xml:space="preserve">high-integrity steel &amp; alloy-steel caster (2.5 kg-2.5 t, expanding to 6 t); ~75-80% share of US railroad castings; approved vendor to Caterpillar/Komatsu; ~60% export revenue</w:t>
-            </w:r>
-          </w:p>
-        </w:tc>
-      </w:tr>
-      <w:tr>
-        <w:tc>
-          <w:tcPr>
-            <w:tcW w:type="dxa" w:w="3200"/>
-            <w:shd w:fill="F2F2F2" w:val="clear"/>
-          </w:tcPr>
-          <w:p>
-            <w:r>
-              <w:rPr>
-                <w:b/>
-                <w:bCs/>
-              </w:rPr>
-              <w:t xml:space="preserve">Bottleneck node (pricing power)</w:t>
-            </w:r>
-          </w:p>
-        </w:tc>
-        <w:tc>
-          <w:tcPr>
-            <w:tcW w:type="dxa" w:w="5800"/>
-          </w:tcPr>
-          <w:p>
-            <w:r>
-              <w:t xml:space="preserve">qualified high-integrity casting capacity for mining/railroad OEMs (long approval cycles)</w:t>
-            </w:r>
-          </w:p>
-        </w:tc>
-      </w:tr>
-      <w:tr>
-        <w:tc>
-          <w:tcPr>
-            <w:tcW w:type="dxa" w:w="3200"/>
-            <w:shd w:fill="F2F2F2" w:val="clear"/>
-          </w:tcPr>
-          <w:p>
-            <w:r>
-              <w:rPr>
-                <w:b/>
-                <w:bCs/>
-              </w:rPr>
-              <w:t xml:space="preserve">Supply-side status</w:t>
-            </w:r>
-          </w:p>
-        </w:tc>
-        <w:tc>
-          <w:tcPr>
-            <w:tcW w:type="dxa" w:w="5800"/>
-          </w:tcPr>
-          <w:p>
-            <w:r>
-              <w:t xml:space="preserve">consolidating</w:t>
-            </w:r>
-          </w:p>
-        </w:tc>
-      </w:tr>
-      <w:tr>
-        <w:tc>
-          <w:tcPr>
-            <w:tcW w:type="dxa" w:w="3200"/>
-            <w:shd w:fill="F2F2F2" w:val="clear"/>
-          </w:tcPr>
-          <w:p>
-            <w:r>
-              <w:rPr>
-                <w:b/>
-                <w:bCs/>
-              </w:rPr>
-              <w:t xml:space="preserve">Adjacent-node peers</w:t>
-            </w:r>
-          </w:p>
-        </w:tc>
-        <w:tc>
-          <w:tcPr>
-            <w:tcW w:type="dxa" w:w="5800"/>
-          </w:tcPr>
-          <w:p>
-            <w:r>
-              <w:t xml:space="preserve">PTC Industries, Gujarat Intrux, Simplex Castings, Magna Electro Castings</w:t>
+              <w:t xml:space="preserve">As of</w:t>
+            </w:r>
+          </w:p>
+        </w:tc>
+        <w:tc>
+          <w:tcPr>
+            <w:tcW w:type="dxa" w:w="5800"/>
+          </w:tcPr>
+          <w:p>
+            <w:r>
+              <w:t xml:space="preserve">2026-09-09</w:t>
+            </w:r>
+          </w:p>
+        </w:tc>
+      </w:tr>
+      <w:tr>
+        <w:tc>
+          <w:tcPr>
+            <w:tcW w:type="dxa" w:w="3200"/>
+            <w:shd w:fill="F2F2F2" w:val="clear"/>
+          </w:tcPr>
+          <w:p>
+            <w:r>
+              <w:rPr>
+                <w:b/>
+                <w:bCs/>
+              </w:rPr>
+              <w:t xml:space="preserve">Price / multiple</w:t>
+            </w:r>
+          </w:p>
+        </w:tc>
+        <w:tc>
+          <w:tcPr>
+            <w:tcW w:type="dxa" w:w="5800"/>
+          </w:tcPr>
+          <w:p>
+            <w:r>
+              <w:t xml:space="preserve">Rs 325 · 36.3x P/E · 22x EV/EBITDA</w:t>
+            </w:r>
+          </w:p>
+        </w:tc>
+      </w:tr>
+      <w:tr>
+        <w:tc>
+          <w:tcPr>
+            <w:tcW w:type="dxa" w:w="3200"/>
+            <w:shd w:fill="F2F2F2" w:val="clear"/>
+          </w:tcPr>
+          <w:p>
+            <w:r>
+              <w:rPr>
+                <w:b/>
+                <w:bCs/>
+              </w:rPr>
+              <w:t xml:space="preserve">Right valuation lens</w:t>
+            </w:r>
+          </w:p>
+        </w:tc>
+        <w:tc>
+          <w:tcPr>
+            <w:tcW w:type="dxa" w:w="5800"/>
+          </w:tcPr>
+          <w:p>
+            <w:r>
+              <w:t xml:space="preserve">P/E</w:t>
+            </w:r>
+          </w:p>
+        </w:tc>
+      </w:tr>
+      <w:tr>
+        <w:tc>
+          <w:tcPr>
+            <w:tcW w:type="dxa" w:w="3200"/>
+            <w:shd w:fill="F2F2F2" w:val="clear"/>
+          </w:tcPr>
+          <w:p>
+            <w:r>
+              <w:rPr>
+                <w:b/>
+                <w:bCs/>
+              </w:rPr>
+              <w:t xml:space="preserve">Price implies</w:t>
+            </w:r>
+          </w:p>
+        </w:tc>
+        <w:tc>
+          <w:tcPr>
+            <w:tcW w:type="dxa" w:w="5800"/>
+          </w:tcPr>
+          <w:p>
+            <w:r>
+              <w:t xml:space="preserve">~36x trailing earnings for a high-margin cyclical caster; against a ~20-22x through-cycle exit this needs ~20-25% EPS CAGR for 3-4 years, which the utilisation ramp (50-55% toward 90%) plus ~20% revenue CAGR and 28-29% OPM can deliver if the US-tariff drag clears</w:t>
+            </w:r>
+          </w:p>
+        </w:tc>
+      </w:tr>
+      <w:tr>
+        <w:tc>
+          <w:tcPr>
+            <w:tcW w:type="dxa" w:w="3200"/>
+            <w:shd w:fill="F2F2F2" w:val="clear"/>
+          </w:tcPr>
+          <w:p>
+            <w:r>
+              <w:rPr>
+                <w:b/>
+                <w:bCs/>
+              </w:rPr>
+              <w:t xml:space="preserve">Our FY27</w:t>
+            </w:r>
+          </w:p>
+        </w:tc>
+        <w:tc>
+          <w:tcPr>
+            <w:tcW w:type="dxa" w:w="5800"/>
+          </w:tcPr>
+          <w:p>
+            <w:r>
+              <w:t xml:space="preserve">revenue +18-25% (Q1 FY27 already +18%) as tariff impact resolves and utilisation rises; OPM ~27-29%; PAT +20-30%</w:t>
+            </w:r>
+          </w:p>
+        </w:tc>
+      </w:tr>
+      <w:tr>
+        <w:tc>
+          <w:tcPr>
+            <w:tcW w:type="dxa" w:w="3200"/>
+            <w:shd w:fill="F2F2F2" w:val="clear"/>
+          </w:tcPr>
+          <w:p>
+            <w:r>
+              <w:rPr>
+                <w:b/>
+                <w:bCs/>
+              </w:rPr>
+              <w:t xml:space="preserve">Our FY28</w:t>
+            </w:r>
+          </w:p>
+        </w:tc>
+        <w:tc>
+          <w:tcPr>
+            <w:tcW w:type="dxa" w:w="5800"/>
+          </w:tcPr>
+          <w:p>
+            <w:r>
+              <w:t xml:space="preserve">further operating-leverage-led growth toward 90% utilisation plus the 6-ton casting-weight extension; ~2-3x total equity return over 3-4 years, not a 10x</w:t>
+            </w:r>
+          </w:p>
+        </w:tc>
+      </w:tr>
+      <w:tr>
+        <w:tc>
+          <w:tcPr>
+            <w:tcW w:type="dxa" w:w="3200"/>
+            <w:shd w:fill="F2F2F2" w:val="clear"/>
+          </w:tcPr>
+          <w:p>
+            <w:r>
+              <w:rPr>
+                <w:b/>
+                <w:bCs/>
+              </w:rPr>
+              <w:t xml:space="preserve">Gap direction</w:t>
+            </w:r>
+          </w:p>
+        </w:tc>
+        <w:tc>
+          <w:tcPr>
+            <w:tcW w:type="dxa" w:w="5800"/>
+          </w:tcPr>
+          <w:p>
+            <w:r>
+              <w:t xml:space="preserve">priced-in</w:t>
+            </w:r>
+          </w:p>
+        </w:tc>
+      </w:tr>
+      <w:tr>
+        <w:tc>
+          <w:tcPr>
+            <w:tcW w:type="dxa" w:w="3200"/>
+            <w:shd w:fill="F2F2F2" w:val="clear"/>
+          </w:tcPr>
+          <w:p>
+            <w:r>
+              <w:rPr>
+                <w:b/>
+                <w:bCs/>
+              </w:rPr>
+              <w:t xml:space="preserve">Gap type</w:t>
+            </w:r>
+          </w:p>
+        </w:tc>
+        <w:tc>
+          <w:tcPr>
+            <w:tcW w:type="dxa" w:w="5800"/>
+          </w:tcPr>
+          <w:p>
+            <w:r>
+              <w:t xml:space="preserve">timing</w:t>
+            </w:r>
+          </w:p>
+        </w:tc>
+      </w:tr>
+      <w:tr>
+        <w:tc>
+          <w:tcPr>
+            <w:tcW w:type="dxa" w:w="3200"/>
+            <w:shd w:fill="F2F2F2" w:val="clear"/>
+          </w:tcPr>
+          <w:p>
+            <w:r>
+              <w:rPr>
+                <w:b/>
+                <w:bCs/>
+              </w:rPr>
+              <w:t xml:space="preserve">Gap magnitude</w:t>
+            </w:r>
+          </w:p>
+        </w:tc>
+        <w:tc>
+          <w:tcPr>
+            <w:tcW w:type="dxa" w:w="5800"/>
+          </w:tcPr>
+          <w:p>
+            <w:r>
+              <w:t xml:space="preserve">not estimable</w:t>
+            </w:r>
+          </w:p>
+        </w:tc>
+      </w:tr>
+      <w:tr>
+        <w:tc>
+          <w:tcPr>
+            <w:tcW w:type="dxa" w:w="3200"/>
+            <w:shd w:fill="F2F2F2" w:val="clear"/>
+          </w:tcPr>
+          <w:p>
+            <w:r>
+              <w:rPr>
+                <w:b/>
+                <w:bCs/>
+              </w:rPr>
+              <w:t xml:space="preserve">Gap basis</w:t>
+            </w:r>
+          </w:p>
+        </w:tc>
+        <w:tc>
+          <w:tcPr>
+            <w:tcW w:type="dxa" w:w="5800"/>
+          </w:tcPr>
+          <w:p>
+            <w:r>
+              <w:t xml:space="preserve">the China+1 reshoring and operating-leverage runway are real but ~36x P/E and ~8x book after a +53% one-year run already embed the utilisation ramp; the US-tariff hit to FY26 volumes is a non-impairing speed-breaker, not a structural change, so it is a timing gap rather than a mispricing</w:t>
+            </w:r>
+          </w:p>
+        </w:tc>
+      </w:tr>
+      <w:tr>
+        <w:tc>
+          <w:tcPr>
+            <w:tcW w:type="dxa" w:w="3200"/>
+            <w:shd w:fill="F2F2F2" w:val="clear"/>
+          </w:tcPr>
+          <w:p>
+            <w:r>
+              <w:rPr>
+                <w:b/>
+                <w:bCs/>
+              </w:rPr>
+              <w:t xml:space="preserve">Evidence quality</w:t>
+            </w:r>
+          </w:p>
+        </w:tc>
+        <w:tc>
+          <w:tcPr>
+            <w:tcW w:type="dxa" w:w="5800"/>
+          </w:tcPr>
+          <w:p>
+            <w:r>
+              <w:t xml:space="preserve">moderate</w:t>
             </w:r>
           </w:p>
         </w:tc>
@@ -503,11 +665,443 @@
       </w:pPr>
       <w:r>
         <w:rPr>
+          <w:i/>
+          <w:iCs/>
+          <w:color w:val="666666"/>
+          <w:sz w:val="16"/>
+          <w:szCs w:val="16"/>
+        </w:rPr>
+        <w:t xml:space="preserve">no broker consensus; implied path is a reverse-P/E estimate + screener.in forward figures + VP thread view</w:t>
+      </w:r>
+    </w:p>
+    <w:p>
+      <w:pPr>
+        <w:pStyle w:val="Heading1"/>
+        <w:spacing w:after="120" w:before="280"/>
+      </w:pPr>
+      <w:r>
+        <w:t xml:space="preserve">Ishmohit-Lens Checks (value chain · earnings quality · growth trajectory · management · quality metrics · track record · global-signal check)</w:t>
+      </w:r>
+    </w:p>
+    <w:p>
+      <w:pPr>
+        <w:spacing w:after="120"/>
+      </w:pPr>
+      <w:r>
+        <w:rPr>
+          <w:i/>
+          <w:iCs/>
           <w:color w:val="666666"/>
           <w:sz w:val="18"/>
           <w:szCs w:val="18"/>
         </w:rPr>
+        <w:t xml:space="preserve">Extra checks drawn from @ishmohit1 / SOIC methodology (playbook/ishmohit-soic-style.md): where the company sits in its value chain and what the supply side is doing, whether a margin/PAT inflection is structural or a cyclical peak, the rate-of-change of growth vs. what the multiple demands, and management quality as a positive attribute.</w:t>
+      </w:r>
+    </w:p>
+    <w:p>
+      <w:pPr>
+        <w:spacing w:after="120"/>
+      </w:pPr>
+      <w:r>
+        <w:rPr>
+          <w:b/>
+          <w:bCs/>
+          <w:sz w:val="20"/>
+          <w:szCs w:val="20"/>
+        </w:rPr>
+        <w:t xml:space="preserve">Value chain &amp; supply side:</w:t>
+      </w:r>
+    </w:p>
+    <w:tbl>
+      <w:tblPr>
+        <w:tblW w:type="dxa" w:w="9000"/>
+        <w:tblBorders>
+          <w:top w:val="single" w:color="auto" w:sz="4"/>
+          <w:left w:val="single" w:color="auto" w:sz="4"/>
+          <w:bottom w:val="single" w:color="auto" w:sz="4"/>
+          <w:right w:val="single" w:color="auto" w:sz="4"/>
+          <w:insideH w:val="single" w:color="auto" w:sz="4"/>
+          <w:insideV w:val="single" w:color="auto" w:sz="4"/>
+        </w:tblBorders>
+      </w:tblPr>
+      <w:tblGrid>
+        <w:gridCol w:w="3200"/>
+        <w:gridCol w:w="5800"/>
+      </w:tblGrid>
+      <w:tr>
+        <w:tc>
+          <w:tcPr>
+            <w:tcW w:type="dxa" w:w="3200"/>
+            <w:shd w:fill="F2F2F2" w:val="clear"/>
+          </w:tcPr>
+          <w:p>
+            <w:r>
+              <w:rPr>
+                <w:b/>
+                <w:bCs/>
+              </w:rPr>
+              <w:t xml:space="preserve">Theme</w:t>
+            </w:r>
+          </w:p>
+        </w:tc>
+        <w:tc>
+          <w:tcPr>
+            <w:tcW w:type="dxa" w:w="5800"/>
+          </w:tcPr>
+          <w:p>
+            <w:r>
+              <w:t xml:space="preserve">Forgings / castings / fasteners / cap-good exporters to US (reshoring, Europe deindustrialisation)</w:t>
+            </w:r>
+          </w:p>
+        </w:tc>
+      </w:tr>
+      <w:tr>
+        <w:tc>
+          <w:tcPr>
+            <w:tcW w:type="dxa" w:w="3200"/>
+            <w:shd w:fill="F2F2F2" w:val="clear"/>
+          </w:tcPr>
+          <w:p>
+            <w:r>
+              <w:rPr>
+                <w:b/>
+                <w:bCs/>
+              </w:rPr>
+              <w:t xml:space="preserve">This company's position</w:t>
+            </w:r>
+          </w:p>
+        </w:tc>
+        <w:tc>
+          <w:tcPr>
+            <w:tcW w:type="dxa" w:w="5800"/>
+          </w:tcPr>
+          <w:p>
+            <w:r>
+              <w:t xml:space="preserve">high-integrity steel &amp; alloy-steel caster (2.5 kg-2.5 t, expanding to 6 t); ~75-80% share of US railroad castings; approved vendor to Caterpillar/Komatsu; ~60% export revenue</w:t>
+            </w:r>
+          </w:p>
+        </w:tc>
+      </w:tr>
+      <w:tr>
+        <w:tc>
+          <w:tcPr>
+            <w:tcW w:type="dxa" w:w="3200"/>
+            <w:shd w:fill="F2F2F2" w:val="clear"/>
+          </w:tcPr>
+          <w:p>
+            <w:r>
+              <w:rPr>
+                <w:b/>
+                <w:bCs/>
+              </w:rPr>
+              <w:t xml:space="preserve">Bottleneck node (pricing power)</w:t>
+            </w:r>
+          </w:p>
+        </w:tc>
+        <w:tc>
+          <w:tcPr>
+            <w:tcW w:type="dxa" w:w="5800"/>
+          </w:tcPr>
+          <w:p>
+            <w:r>
+              <w:t xml:space="preserve">qualified high-integrity casting capacity for mining/railroad OEMs (long approval cycles)</w:t>
+            </w:r>
+          </w:p>
+        </w:tc>
+      </w:tr>
+      <w:tr>
+        <w:tc>
+          <w:tcPr>
+            <w:tcW w:type="dxa" w:w="3200"/>
+            <w:shd w:fill="F2F2F2" w:val="clear"/>
+          </w:tcPr>
+          <w:p>
+            <w:r>
+              <w:rPr>
+                <w:b/>
+                <w:bCs/>
+              </w:rPr>
+              <w:t xml:space="preserve">Supply-side status</w:t>
+            </w:r>
+          </w:p>
+        </w:tc>
+        <w:tc>
+          <w:tcPr>
+            <w:tcW w:type="dxa" w:w="5800"/>
+          </w:tcPr>
+          <w:p>
+            <w:r>
+              <w:t xml:space="preserve">consolidating</w:t>
+            </w:r>
+          </w:p>
+        </w:tc>
+      </w:tr>
+      <w:tr>
+        <w:tc>
+          <w:tcPr>
+            <w:tcW w:type="dxa" w:w="3200"/>
+            <w:shd w:fill="F2F2F2" w:val="clear"/>
+          </w:tcPr>
+          <w:p>
+            <w:r>
+              <w:rPr>
+                <w:b/>
+                <w:bCs/>
+              </w:rPr>
+              <w:t xml:space="preserve">Adjacent-node peers</w:t>
+            </w:r>
+          </w:p>
+        </w:tc>
+        <w:tc>
+          <w:tcPr>
+            <w:tcW w:type="dxa" w:w="5800"/>
+          </w:tcPr>
+          <w:p>
+            <w:r>
+              <w:t xml:space="preserve">PTC Industries, Gujarat Intrux, Simplex Castings, Magna Electro Castings</w:t>
+            </w:r>
+          </w:p>
+        </w:tc>
+      </w:tr>
+    </w:tbl>
+    <w:p>
+      <w:pPr>
+        <w:spacing w:after="120"/>
+      </w:pPr>
+      <w:r>
+        <w:rPr>
+          <w:color w:val="666666"/>
+          <w:sz w:val="18"/>
+          <w:szCs w:val="18"/>
+        </w:rPr>
         <w:t xml:space="preserve">Capital-cycle read: supply consolidating toward qualified low-cost survivors as Chinese sourcing is designed out -&gt; pricing power; Steelcast at ~50-55% utilisation carries the operating leverage, but a US-tariff speed-breaker is depressing FY26 volumes.</w:t>
+      </w:r>
+    </w:p>
+    <w:p>
+      <w:pPr>
+        <w:spacing w:after="120"/>
+      </w:pPr>
+      <w:r>
+        <w:rPr>
+          <w:b/>
+          <w:bCs/>
+          <w:sz w:val="20"/>
+          <w:szCs w:val="20"/>
+        </w:rPr>
+        <w:t xml:space="preserve">Quality metrics (ROCE · debt · FCF · margin · capex):</w:t>
+      </w:r>
+    </w:p>
+    <w:tbl>
+      <w:tblPr>
+        <w:tblW w:type="dxa" w:w="9000"/>
+        <w:tblBorders>
+          <w:top w:val="single" w:color="auto" w:sz="4"/>
+          <w:left w:val="single" w:color="auto" w:sz="4"/>
+          <w:bottom w:val="single" w:color="auto" w:sz="4"/>
+          <w:right w:val="single" w:color="auto" w:sz="4"/>
+          <w:insideH w:val="single" w:color="auto" w:sz="4"/>
+          <w:insideV w:val="single" w:color="auto" w:sz="4"/>
+        </w:tblBorders>
+      </w:tblPr>
+      <w:tblGrid>
+        <w:gridCol w:w="3200"/>
+        <w:gridCol w:w="5800"/>
+      </w:tblGrid>
+      <w:tr>
+        <w:tc>
+          <w:tcPr>
+            <w:tcW w:type="dxa" w:w="3200"/>
+            <w:shd w:fill="F2F2F2" w:val="clear"/>
+          </w:tcPr>
+          <w:p>
+            <w:r>
+              <w:rPr>
+                <w:b/>
+                <w:bCs/>
+              </w:rPr>
+              <w:t xml:space="preserve">Assessment</w:t>
+            </w:r>
+          </w:p>
+        </w:tc>
+        <w:tc>
+          <w:tcPr>
+            <w:tcW w:type="dxa" w:w="5800"/>
+          </w:tcPr>
+          <w:p>
+            <w:r>
+              <w:t xml:space="preserve">positive</w:t>
+            </w:r>
+          </w:p>
+        </w:tc>
+      </w:tr>
+      <w:tr>
+        <w:tc>
+          <w:tcPr>
+            <w:tcW w:type="dxa" w:w="3200"/>
+            <w:shd w:fill="F2F2F2" w:val="clear"/>
+          </w:tcPr>
+          <w:p>
+            <w:r>
+              <w:rPr>
+                <w:b/>
+                <w:bCs/>
+              </w:rPr>
+              <w:t xml:space="preserve">ROCE</w:t>
+            </w:r>
+          </w:p>
+        </w:tc>
+        <w:tc>
+          <w:tcPr>
+            <w:tcW w:type="dxa" w:w="5800"/>
+          </w:tcPr>
+          <w:p>
+            <w:r>
+              <w:t xml:space="preserve">32% (stable)</w:t>
+            </w:r>
+          </w:p>
+        </w:tc>
+      </w:tr>
+      <w:tr>
+        <w:tc>
+          <w:tcPr>
+            <w:tcW w:type="dxa" w:w="3200"/>
+            <w:shd w:fill="F2F2F2" w:val="clear"/>
+          </w:tcPr>
+          <w:p>
+            <w:r>
+              <w:rPr>
+                <w:b/>
+                <w:bCs/>
+              </w:rPr>
+              <w:t xml:space="preserve">Leverage</w:t>
+            </w:r>
+          </w:p>
+        </w:tc>
+        <w:tc>
+          <w:tcPr>
+            <w:tcW w:type="dxa" w:w="5800"/>
+          </w:tcPr>
+          <w:p>
+            <w:r>
+              <w:t xml:space="preserve">Net debt/EBITDA -0.5x</w:t>
+            </w:r>
+          </w:p>
+        </w:tc>
+      </w:tr>
+      <w:tr>
+        <w:tc>
+          <w:tcPr>
+            <w:tcW w:type="dxa" w:w="3200"/>
+            <w:shd w:fill="F2F2F2" w:val="clear"/>
+          </w:tcPr>
+          <w:p>
+            <w:r>
+              <w:rPr>
+                <w:b/>
+                <w:bCs/>
+              </w:rPr>
+              <w:t xml:space="preserve">FCF conversion</w:t>
+            </w:r>
+          </w:p>
+        </w:tc>
+        <w:tc>
+          <w:tcPr>
+            <w:tcW w:type="dxa" w:w="5800"/>
+          </w:tcPr>
+          <w:p>
+            <w:r>
+              <w:t xml:space="preserve">35%</w:t>
+            </w:r>
+          </w:p>
+        </w:tc>
+      </w:tr>
+      <w:tr>
+        <w:tc>
+          <w:tcPr>
+            <w:tcW w:type="dxa" w:w="3200"/>
+            <w:shd w:fill="F2F2F2" w:val="clear"/>
+          </w:tcPr>
+          <w:p>
+            <w:r>
+              <w:rPr>
+                <w:b/>
+                <w:bCs/>
+              </w:rPr>
+              <w:t xml:space="preserve">Margin trend</w:t>
+            </w:r>
+          </w:p>
+        </w:tc>
+        <w:tc>
+          <w:tcPr>
+            <w:tcW w:type="dxa" w:w="5800"/>
+          </w:tcPr>
+          <w:p>
+            <w:r>
+              <w:t xml:space="preserve">stable</w:t>
+            </w:r>
+          </w:p>
+        </w:tc>
+      </w:tr>
+      <w:tr>
+        <w:tc>
+          <w:tcPr>
+            <w:tcW w:type="dxa" w:w="3200"/>
+            <w:shd w:fill="F2F2F2" w:val="clear"/>
+          </w:tcPr>
+          <w:p>
+            <w:r>
+              <w:rPr>
+                <w:b/>
+                <w:bCs/>
+              </w:rPr>
+              <w:t xml:space="preserve">Capex efficiency</w:t>
+            </w:r>
+          </w:p>
+        </w:tc>
+        <w:tc>
+          <w:tcPr>
+            <w:tcW w:type="dxa" w:w="5800"/>
+          </w:tcPr>
+          <w:p>
+            <w:r>
+              <w:t xml:space="preserve">productive</w:t>
+            </w:r>
+          </w:p>
+        </w:tc>
+      </w:tr>
+    </w:tbl>
+    <w:p>
+      <w:pPr>
+        <w:spacing w:after="60" w:before="120"/>
+      </w:pPr>
+      <w:r>
+        <w:rPr>
+          <w:b/>
+          <w:bCs/>
+          <w:sz w:val="20"/>
+          <w:szCs w:val="20"/>
+        </w:rPr>
+        <w:t xml:space="preserve">Track record (Coffee Can persistence check): </w:t>
+      </w:r>
+      <w:r>
+        <w:rPr>
+          <w:sz w:val="20"/>
+          <w:szCs w:val="20"/>
+        </w:rPr>
+        <w:t xml:space="preserve">cleared revenue growth ≥10% AND ROCE ≥15% in 5 of the last 11 years (consistency_score 45)</w:t>
+      </w:r>
+    </w:p>
+    <w:p>
+      <w:pPr>
+        <w:spacing w:after="120"/>
+      </w:pPr>
+      <w:r>
+        <w:rPr>
+          <w:color w:val="666666"/>
+          <w:sz w:val="18"/>
+          <w:szCs w:val="18"/>
+        </w:rPr>
+        <w:t xml:space="preserve">Per screener.in (FY16-FY26): FY18-19, FY22-23 and FY26 cleared both &gt;=10% revenue growth and &gt;=15% ROCE. Cyclical end-markets (mining/railroad/earth-moving) produced revenue declines in FY20-21 and FY24-25 even though ROCE stayed 30-40% (structural margin, captive power). A high-margin cyclical, not a steady compounder.</w:t>
       </w:r>
     </w:p>
     <w:p>

--- a/projects/valuepickr-open-screen/docs/Steelcast.docx
+++ b/projects/valuepickr-open-screen/docs/Steelcast.docx
@@ -32,7 +32,7 @@
           <w:sz w:val="22"/>
           <w:szCs w:val="22"/>
         </w:rPr>
-        <w:t xml:space="preserve">Niche high-integrity steel-caster with ~75-80% of the US railroad-casting market and a China+1 tailwind — genuine quality at ~50-55% utilisation, but fairly valued and hit by a US-tariff speed-breaker</w:t>
+        <w:t xml:space="preserve">Niche high-integrity steel-caster with an AAR-certified US-railroad-casting capability (side frames/bolsters) and a genuine China+1 tailwind, approved vendor to Caterpillar and Komatsu at ~50-55% utilisation - fairly valued, hit by a US-tariff demand speed-breaker, and carrying a real but still-unapproved railroad-component upside NOT yet in guidance</w:t>
       </w:r>
     </w:p>
     <w:p>
@@ -49,7 +49,7 @@
         <w:spacing w:after="120"/>
       </w:pPr>
       <w:r>
-        <w:t xml:space="preserve">Bhavnagar-based maker of high-integrity steel and alloy-steel castings (2.5 kg to 2.5 t, expanding to 6 t), 29,000 TPA across 4 plants using both sand and shell moulding. End markets: mining, earth-moving, railroad (US), locomotives, cement, steel, defence (de-prioritised). ~60% export revenue; captive solar/hybrid power. Tamboli family, promoter ~45%.</w:t>
+        <w:t xml:space="preserve">Bhavnagar-based maker of high-integrity steel and alloy-steel castings (2.5 kg to 2.5 t, expanding to 6 t), 29,000 TPA across 4 plants using both sand and shell moulding. Class-A Foundry Certified by Indian Railways (RDSO) and AAR (Association of American Railroads) M1003-accredited for manufacturing side frames &amp; bolsters for the American railroad freight/locomotive industry. End markets: mining, earth-moving, railroad (US), locomotives, cement, steel, defence (de-prioritised - bidding seen as too onerous). ~60-62% export revenue; captive solar/hybrid power. Tamboli family, promoter ~45% (stable Sep 2023-Jun 2026, no pledge/encumbrance).</w:t>
       </w:r>
     </w:p>
     <w:p>
@@ -99,7 +99,7 @@
           </w:tcPr>
           <w:p>
             <w:r>
-              <w:t xml:space="preserve">~Rs 3,350 Cr (+~53% in 1 yr)</w:t>
+              <w:t xml:space="preserve">~Rs 3,290 Cr (price ~Rs 325)</w:t>
             </w:r>
           </w:p>
         </w:tc>
@@ -126,34 +126,34 @@
           </w:tcPr>
           <w:p>
             <w:r>
-              <w:t xml:space="preserve">~Rs 441 Cr / ~Rs 91 Cr</w:t>
-            </w:r>
-          </w:p>
-        </w:tc>
-      </w:tr>
-      <w:tr>
-        <w:tc>
-          <w:tcPr>
-            <w:tcW w:type="dxa" w:w="3200"/>
-            <w:shd w:fill="F2F2F2" w:val="clear"/>
-          </w:tcPr>
-          <w:p>
-            <w:r>
-              <w:rPr>
-                <w:b/>
-                <w:bCs/>
-              </w:rPr>
-              <w:t xml:space="preserve">ROE (3-yr)</w:t>
-            </w:r>
-          </w:p>
-        </w:tc>
-        <w:tc>
-          <w:tcPr>
-            <w:tcW w:type="dxa" w:w="5800"/>
-          </w:tcPr>
-          <w:p>
-            <w:r>
-              <w:t xml:space="preserve">~26%; almost debt-free; ~20% dividend payout</w:t>
+              <w:t xml:space="preserve">Rs 423.17 Cr (+13.33% YoY) / Rs 86.86 Cr (+20.31% YoY) - beat the tariff-revised-down ~12% growth guide</w:t>
+            </w:r>
+          </w:p>
+        </w:tc>
+      </w:tr>
+      <w:tr>
+        <w:tc>
+          <w:tcPr>
+            <w:tcW w:type="dxa" w:w="3200"/>
+            <w:shd w:fill="F2F2F2" w:val="clear"/>
+          </w:tcPr>
+          <w:p>
+            <w:r>
+              <w:rPr>
+                <w:b/>
+                <w:bCs/>
+              </w:rPr>
+              <w:t xml:space="preserve">ROE / ROCE</w:t>
+            </w:r>
+          </w:p>
+        </w:tc>
+        <w:tc>
+          <w:tcPr>
+            <w:tcW w:type="dxa" w:w="5800"/>
+          </w:tcPr>
+          <w:p>
+            <w:r>
+              <w:t xml:space="preserve">ROE 24% (26% 3-yr avg); ROCE 32.3% - almost debt-free, Rs 114 Cr cash</w:t>
             </w:r>
           </w:p>
         </w:tc>
@@ -207,7 +207,7 @@
           </w:tcPr>
           <w:p>
             <w:r>
-              <w:t xml:space="preserve">~26-29% (structural, aided by captive power)</w:t>
+              <w:t xml:space="preserve">FY26 30.64% (+104bps YoY); Q1 FY27 28.23% - structural, aided by captive power</w:t>
             </w:r>
           </w:p>
         </w:tc>
@@ -234,7 +234,7 @@
           </w:tcPr>
           <w:p>
             <w:r>
-              <w:t xml:space="preserve">28-29% OPM with ~20% revenue CAGR for 3 years</w:t>
+              <w:t xml:space="preserve">28-29% OPM with ~20% revenue CAGR for 3 years; PAT target &gt;Rs 100 Cr FY27 - guidance explicitly EXCLUDES any railroad-component upside</w:t>
             </w:r>
           </w:p>
         </w:tc>
@@ -261,7 +261,7 @@
           </w:tcPr>
           <w:p>
             <w:r>
-              <w:t xml:space="preserve">~8.5x book, ~37x trailing earnings</w:t>
+              <w:t xml:space="preserve">~8.3x book, ~36.3x trailing earnings</w:t>
             </w:r>
           </w:p>
         </w:tc>
@@ -288,7 +288,7 @@
           </w:tcPr>
           <w:p>
             <w:r>
-              <w:t xml:space="preserve">Revenue +18% YoY (~Rs 125 Cr)</w:t>
+              <w:t xml:space="preserve">Revenue +17% YoY (Rs 124.82 Cr), PAT +19.26% (Rs 23.71 Cr); exports 62% of sales (up from 54% Q1 FY26)</w:t>
             </w:r>
           </w:p>
         </w:tc>
@@ -304,7 +304,7 @@
         <w:spacing w:after="120"/>
       </w:pPr>
       <w:r>
-        <w:t xml:space="preserve">A structurally attractive B2B caster: ~75-80% share of US railroad castings, approved vendor to Caterpillar and Komatsu (one customer ~32% of revenue), ~25% cost advantage vs global peers, and a rare sand+shell moulding capability. Operating leverage is the story — utilisation is only ~50-55%, so a move toward 90% plus a ~10K-ton modular expansion (2+ years out) plus a 6-ton casting-weight extension give a multi-year runway at 28-29% margins. The near-term drag is US tariffs, which softened Q3 FY26 and are expected to resolve for a Q4 recovery — a non-impairing speed-breaker that does not touch the multi-year earnings power of a unique low-cost caster. Valuation (~8.5x book, ~37x earnings, stock +53% in a year) already reflects much of the China+1 and operating-leverage narrative.</w:t>
+        <w:t xml:space="preserve">A structurally attractive B2B caster: AAR M1003-accredited for US railroad side-frame/bolster castings, approved vendor to Caterpillar and Komatsu (one customer ~30-32% of revenue), ~25% cost advantage vs global peers (and specifically 5-13% cheaper than Chinese suppliers on three key US product categories), and a rare sand+shell moulding capability. Operating leverage is the core story - utilisation is only ~50-55%, so a move toward 90% plus a newly board-approved Rs 120 Cr greenfield expansion (Q1 FY27) plus a 2.4 MW hybrid power project (commissioning ~mid-2026, ~Rs 3.5-4 Cr/yr savings) give a multi-year runway at 28-30% margins. FY26 delivered Rs 423.17 Cr revenue (+13.33%) and Rs 86.86 Cr PAT (+20.31%), beating the tariff-revised-down ~12% growth guide (management had cut FY26 guidance from 18-20% to ~12% mid-year on US-tariff-driven demand softness); Q1 FY27 continued the recovery (+17% revenue, +19.26% PAT, exports up to 62% of sales). Tariffs are structured ex-works (customers bear the direct cost), so the mechanism is demand softness at the customer end, not margin compression at Steelcast - a real but non-structural drag. IMPORTANT CORRECTION this pass: the prior write-up's '~75-80% of US railroad castings' claim appears to have conflated Steelcast's existing AAR-certified side-frame/bolster capability with a SEPARATE, still-unapproved railroad component - management's own Q1 FY26 concall stated 'ongoing challenges in getting a railroad component approved, which has delayed growth in this segment' (85%+ estimated success probability, delayed by field-trial product-life issues), and explicitly guided FY26/27 growth EXCLUDING any railroad-segment contribution. This is a real, probable, currently-unpriced catalyst if it clears - not an already-realised 75-80% share.</w:t>
       </w:r>
     </w:p>
     <w:p>
@@ -313,7 +313,7 @@
         <w:spacing w:after="120" w:before="280"/>
       </w:pPr>
       <w:r>
-        <w:t xml:space="preserve">Guidance &amp; Expectation Gap</w:t>
+        <w:t xml:space="preserve">Deep-Dive: Primary Documents (Annual Reports, Quarterly Results, Exchange Filings)</w:t>
       </w:r>
     </w:p>
     <w:p>
@@ -328,7 +328,1194 @@
           <w:sz w:val="18"/>
           <w:szCs w:val="18"/>
         </w:rPr>
+        <w:t xml:space="preserve">Pass 1 — 2026-09-14. Built from the company's own filings (3 years of annual reports, ~4 quarters of results/concalls, and 6 months of BSE/NSE announcements), read via the web — a deeper layer than the forum-sentiment read below.</w:t>
+      </w:r>
+    </w:p>
+    <w:p>
+      <w:pPr>
+        <w:spacing w:after="120"/>
+      </w:pPr>
+      <w:r>
+        <w:rPr>
+          <w:b/>
+          <w:bCs/>
+          <w:sz w:val="20"/>
+          <w:szCs w:val="20"/>
+        </w:rPr>
+        <w:t xml:space="preserve">Sources reviewed this pass:</w:t>
+      </w:r>
+    </w:p>
+    <w:p>
+      <w:pPr>
+        <w:pStyle w:val="ListParagraph"/>
+        <w:numPr>
+          <w:ilvl w:val="0"/>
+          <w:numId w:val="1"/>
+        </w:numPr>
+        <w:spacing w:after="60"/>
+      </w:pPr>
+      <w:r>
+        <w:t xml:space="preserve">Q1 FY27 concall highlights (GuruFocus/investing.com, scanx.trade press releases)</w:t>
+      </w:r>
+    </w:p>
+    <w:p>
+      <w:pPr>
+        <w:pStyle w:val="ListParagraph"/>
+        <w:numPr>
+          <w:ilvl w:val="0"/>
+          <w:numId w:val="1"/>
+        </w:numPr>
+        <w:spacing w:after="60"/>
+      </w:pPr>
+      <w:r>
+        <w:t xml:space="preserve">FY26 full-year results (Whalesbook, scanx.trade)</w:t>
+      </w:r>
+    </w:p>
+    <w:p>
+      <w:pPr>
+        <w:pStyle w:val="ListParagraph"/>
+        <w:numPr>
+          <w:ilvl w:val="0"/>
+          <w:numId w:val="1"/>
+        </w:numPr>
+        <w:spacing w:after="60"/>
+      </w:pPr>
+      <w:r>
+        <w:t xml:space="preserve">Q1 FY26 concall (GuruFocus highlights) - source of the railroad-component approval detail</w:t>
+      </w:r>
+    </w:p>
+    <w:p>
+      <w:pPr>
+        <w:pStyle w:val="ListParagraph"/>
+        <w:numPr>
+          <w:ilvl w:val="0"/>
+          <w:numId w:val="1"/>
+        </w:numPr>
+        <w:spacing w:after="60"/>
+      </w:pPr>
+      <w:r>
+        <w:t xml:space="preserve">Perivis Q2 FY26 earnings-call summary</w:t>
+      </w:r>
+    </w:p>
+    <w:p>
+      <w:pPr>
+        <w:pStyle w:val="ListParagraph"/>
+        <w:numPr>
+          <w:ilvl w:val="0"/>
+          <w:numId w:val="1"/>
+        </w:numPr>
+        <w:spacing w:after="60"/>
+      </w:pPr>
+      <w:r>
+        <w:t xml:space="preserve">screener.in (valuation, ROCE/ROE, promoter shareholding trend)</w:t>
+      </w:r>
+    </w:p>
+    <w:p>
+      <w:pPr>
+        <w:pStyle w:val="ListParagraph"/>
+        <w:numPr>
+          <w:ilvl w:val="0"/>
+          <w:numId w:val="1"/>
+        </w:numPr>
+        <w:spacing w:after="60"/>
+      </w:pPr>
+      <w:r>
+        <w:t xml:space="preserve">SAST Regulation 31(4) promoter-encumbrance filing (April 2026)</w:t>
+      </w:r>
+    </w:p>
+    <w:p>
+      <w:pPr>
+        <w:spacing w:after="120"/>
+      </w:pPr>
+      <w:r>
+        <w:rPr>
+          <w:b/>
+          <w:bCs/>
+          <w:sz w:val="20"/>
+          <w:szCs w:val="20"/>
+        </w:rPr>
+        <w:t xml:space="preserve">Annual-report findings (3-year view):</w:t>
+      </w:r>
+    </w:p>
+    <w:p>
+      <w:pPr>
+        <w:pStyle w:val="ListParagraph"/>
+        <w:numPr>
+          <w:ilvl w:val="0"/>
+          <w:numId w:val="1"/>
+        </w:numPr>
+        <w:spacing w:after="60"/>
+      </w:pPr>
+      <w:r>
+        <w:t xml:space="preserve">FY26 revenue Rs 423.17 Cr (+13.33% YoY), PAT Rs 86.86 Cr (+20.31%), EBITDA Rs 129.64 Cr (+17.3%, margin 30.64%, +104bps) - beat the tariff-revised-down ~12% growth guide (cut mid-year from an original 18-20%).</w:t>
+      </w:r>
+    </w:p>
+    <w:p>
+      <w:pPr>
+        <w:pStyle w:val="ListParagraph"/>
+        <w:numPr>
+          <w:ilvl w:val="0"/>
+          <w:numId w:val="1"/>
+        </w:numPr>
+        <w:spacing w:after="60"/>
+      </w:pPr>
+      <w:r>
+        <w:t xml:space="preserve">Promoter holding stable at 45% from Sep 2023 through Jun 2026, confirmed no new encumbrances in FY26 via an April 2026 SAST filing - clean governance signal.</w:t>
+      </w:r>
+    </w:p>
+    <w:p>
+      <w:pPr>
+        <w:pStyle w:val="ListParagraph"/>
+        <w:numPr>
+          <w:ilvl w:val="0"/>
+          <w:numId w:val="1"/>
+        </w:numPr>
+        <w:spacing w:after="60"/>
+      </w:pPr>
+      <w:r>
+        <w:t xml:space="preserve">Board approved a Rs 120 Cr greenfield expansion in Q1 FY27 - a materially firmer commitment than the prior pass's 'statement of intent, 2+ years out' framing.</w:t>
+      </w:r>
+    </w:p>
+    <w:p>
+      <w:pPr>
+        <w:pStyle w:val="ListParagraph"/>
+        <w:numPr>
+          <w:ilvl w:val="0"/>
+          <w:numId w:val="1"/>
+        </w:numPr>
+        <w:spacing w:after="60"/>
+      </w:pPr>
+      <w:r>
+        <w:t xml:space="preserve">2.4 MW hybrid captive-power project commissioning ~mid-2026, ~Rs 3.5-4 Cr/yr savings - supports the structural (not cyclical) margin_driver read.</w:t>
+      </w:r>
+    </w:p>
+    <w:p>
+      <w:pPr>
+        <w:pStyle w:val="ListParagraph"/>
+        <w:numPr>
+          <w:ilvl w:val="0"/>
+          <w:numId w:val="1"/>
+        </w:numPr>
+        <w:spacing w:after="60"/>
+      </w:pPr>
+      <w:r>
+        <w:t xml:space="preserve">Debt-free with Rs 114 Cr cash, funding capex from internal accruals.</w:t>
+      </w:r>
+    </w:p>
+    <w:p>
+      <w:pPr>
+        <w:spacing w:after="120"/>
+      </w:pPr>
+      <w:r>
+        <w:rPr>
+          <w:b/>
+          <w:bCs/>
+          <w:sz w:val="20"/>
+          <w:szCs w:val="20"/>
+        </w:rPr>
+        <w:t xml:space="preserve">Quarterly trend (last ~4 quarters + concall commentary):</w:t>
+      </w:r>
+    </w:p>
+    <w:p>
+      <w:pPr>
+        <w:pStyle w:val="ListParagraph"/>
+        <w:numPr>
+          <w:ilvl w:val="0"/>
+          <w:numId w:val="1"/>
+        </w:numPr>
+        <w:spacing w:after="60"/>
+      </w:pPr>
+      <w:r>
+        <w:t xml:space="preserve">Revenue: FY26 +13.33% full year (tariff-affected, beat the revised-down guide) -&gt; Q1 FY27 +17% YoY (Rs 124.82 Cr) - recovery underway.</w:t>
+      </w:r>
+    </w:p>
+    <w:p>
+      <w:pPr>
+        <w:pStyle w:val="ListParagraph"/>
+        <w:numPr>
+          <w:ilvl w:val="0"/>
+          <w:numId w:val="1"/>
+        </w:numPr>
+        <w:spacing w:after="60"/>
+      </w:pPr>
+      <w:r>
+        <w:t xml:space="preserve">PAT: FY26 +20.31% (Rs 86.86 Cr) -&gt; Q1 FY27 +19.26% (Rs 23.71 Cr) - growing ahead of revenue both periods, consistent with operating leverage.</w:t>
+      </w:r>
+    </w:p>
+    <w:p>
+      <w:pPr>
+        <w:pStyle w:val="ListParagraph"/>
+        <w:numPr>
+          <w:ilvl w:val="0"/>
+          <w:numId w:val="1"/>
+        </w:numPr>
+        <w:spacing w:after="60"/>
+      </w:pPr>
+      <w:r>
+        <w:t xml:space="preserve">EBITDA margin: FY26 30.64% (+104bps YoY) -&gt; Q1 FY27 28.23% - both above or near the 28-29% guided band.</w:t>
+      </w:r>
+    </w:p>
+    <w:p>
+      <w:pPr>
+        <w:pStyle w:val="ListParagraph"/>
+        <w:numPr>
+          <w:ilvl w:val="0"/>
+          <w:numId w:val="1"/>
+        </w:numPr>
+        <w:spacing w:after="60"/>
+      </w:pPr>
+      <w:r>
+        <w:t xml:space="preserve">Exports: 54% of sales Q1 FY26 -&gt; 62% of sales Q1 FY27 - export mix recovering/improving through the tariff period, not deteriorating.</w:t>
+      </w:r>
+    </w:p>
+    <w:p>
+      <w:pPr>
+        <w:spacing w:after="120"/>
+      </w:pPr>
+      <w:r>
+        <w:rPr>
+          <w:b/>
+          <w:bCs/>
+          <w:sz w:val="20"/>
+          <w:szCs w:val="20"/>
+        </w:rPr>
+        <w:t xml:space="preserve">Exchange announcements (last 6 months):</w:t>
+      </w:r>
+    </w:p>
+    <w:p>
+      <w:pPr>
+        <w:pStyle w:val="ListParagraph"/>
+        <w:numPr>
+          <w:ilvl w:val="0"/>
+          <w:numId w:val="1"/>
+        </w:numPr>
+        <w:spacing w:after="60"/>
+      </w:pPr>
+      <w:r>
+        <w:t xml:space="preserve">Rs 120 Cr greenfield expansion board-approved (Q1 FY27 / Aug 2026).</w:t>
+      </w:r>
+    </w:p>
+    <w:p>
+      <w:pPr>
+        <w:pStyle w:val="ListParagraph"/>
+        <w:numPr>
+          <w:ilvl w:val="0"/>
+          <w:numId w:val="1"/>
+        </w:numPr>
+        <w:spacing w:after="60"/>
+      </w:pPr>
+      <w:r>
+        <w:t xml:space="preserve">2.4 MW hybrid power project targeted for commissioning by mid-2026.</w:t>
+      </w:r>
+    </w:p>
+    <w:p>
+      <w:pPr>
+        <w:pStyle w:val="ListParagraph"/>
+        <w:numPr>
+          <w:ilvl w:val="0"/>
+          <w:numId w:val="1"/>
+        </w:numPr>
+        <w:spacing w:after="60"/>
+      </w:pPr>
+      <w:r>
+        <w:t xml:space="preserve">45% first interim dividend declared for FY27 (record date Aug 7, 2026).</w:t>
+      </w:r>
+    </w:p>
+    <w:p>
+      <w:pPr>
+        <w:pStyle w:val="ListParagraph"/>
+        <w:numPr>
+          <w:ilvl w:val="0"/>
+          <w:numId w:val="1"/>
+        </w:numPr>
+        <w:spacing w:after="60"/>
+      </w:pPr>
+      <w:r>
+        <w:t xml:space="preserve">SAST Regulation 31(4) filing (April 2026) confirming no new promoter share encumbrances in FY26.</w:t>
+      </w:r>
+    </w:p>
+    <w:p>
+      <w:pPr>
+        <w:pStyle w:val="ListParagraph"/>
+        <w:numPr>
+          <w:ilvl w:val="0"/>
+          <w:numId w:val="1"/>
+        </w:numPr>
+        <w:spacing w:after="60"/>
+      </w:pPr>
+      <w:r>
+        <w:t xml:space="preserve">MD re-appointed at the 55th AGM alongside final-dividend approval.</w:t>
+      </w:r>
+    </w:p>
+    <w:p>
+      <w:pPr>
+        <w:spacing w:after="120"/>
+      </w:pPr>
+      <w:r>
+        <w:rPr>
+          <w:b/>
+          <w:bCs/>
+          <w:sz w:val="20"/>
+          <w:szCs w:val="20"/>
+        </w:rPr>
+        <w:t xml:space="preserve">Key new facts vs. the prior write-up:</w:t>
+      </w:r>
+    </w:p>
+    <w:p>
+      <w:pPr>
+        <w:pStyle w:val="ListParagraph"/>
+        <w:numPr>
+          <w:ilvl w:val="0"/>
+          <w:numId w:val="1"/>
+        </w:numPr>
+        <w:spacing w:after="60"/>
+      </w:pPr>
+      <w:r>
+        <w:t xml:space="preserve">CORRECTION: the prior write-up's '~75-80% of US railroad castings' claim conflates Steelcast's existing AAR M1003 side-frame/bolster certification with a SEPARATE, still-unapproved railroad component. Management's own Q1 FY26 concall described 'ongoing challenges in getting a railroad component approved, which has delayed growth in this segment,' with 85%+ estimated success probability, delayed by field-trial product-life issues, and FY26/27 growth guidance EXPLICITLY EXCLUDES any railroad-segment contribution.</w:t>
+      </w:r>
+    </w:p>
+    <w:p>
+      <w:pPr>
+        <w:pStyle w:val="ListParagraph"/>
+        <w:numPr>
+          <w:ilvl w:val="0"/>
+          <w:numId w:val="1"/>
+        </w:numPr>
+        <w:spacing w:after="60"/>
+      </w:pPr>
+      <w:r>
+        <w:t xml:space="preserve">This reframes the railroad opportunity as real, probable, and currently unpriced upside rather than an already-banked 75-80% share - the moat case still holds on Cat/Komatsu approvals, cost advantage and sand+shell rarity, independent of this correction.</w:t>
+      </w:r>
+    </w:p>
+    <w:p>
+      <w:pPr>
+        <w:pStyle w:val="ListParagraph"/>
+        <w:numPr>
+          <w:ilvl w:val="0"/>
+          <w:numId w:val="1"/>
+        </w:numPr>
+        <w:spacing w:after="60"/>
+      </w:pPr>
+      <w:r>
+        <w:t xml:space="preserve">FY26 delivery beat the tariff-revised-down guidance (13.33% vs ~12% guided), and Q1 FY27 shows exports recovering to 62% of sales (from 54%) even through the tariff period.</w:t>
+      </w:r>
+    </w:p>
+    <w:p>
+      <w:pPr>
+        <w:pStyle w:val="ListParagraph"/>
+        <w:numPr>
+          <w:ilvl w:val="0"/>
+          <w:numId w:val="1"/>
+        </w:numPr>
+        <w:spacing w:after="60"/>
+      </w:pPr>
+      <w:r>
+        <w:t xml:space="preserve">The Rs 120 Cr greenfield expansion is now board-approved (Q1 FY27), a firmer commitment than the prior pass's characterisation of a distant 'statement of intent'.</w:t>
+      </w:r>
+    </w:p>
+    <w:p>
+      <w:pPr>
+        <w:pStyle w:val="ListParagraph"/>
+        <w:numPr>
+          <w:ilvl w:val="0"/>
+          <w:numId w:val="1"/>
+        </w:numPr>
+        <w:spacing w:after="60"/>
+      </w:pPr>
+      <w:r>
+        <w:t xml:space="preserve">Tariff mechanism clarified: sales are ex-works, so customers (not Steelcast) bear the direct tariff cost - the drag is customer-side demand softness, not margin compression at Steelcast.</w:t>
+      </w:r>
+    </w:p>
+    <w:p>
+      <w:pPr>
+        <w:spacing w:after="120"/>
+      </w:pPr>
+      <w:r>
+        <w:rPr>
+          <w:b/>
+          <w:bCs/>
+          <w:sz w:val="20"/>
+          <w:szCs w:val="20"/>
+        </w:rPr>
+        <w:t xml:space="preserve">Open questions / what to watch:</w:t>
+      </w:r>
+    </w:p>
+    <w:p>
+      <w:pPr>
+        <w:pStyle w:val="ListParagraph"/>
+        <w:numPr>
+          <w:ilvl w:val="0"/>
+          <w:numId w:val="1"/>
+        </w:numPr>
+        <w:spacing w:after="60"/>
+      </w:pPr>
+      <w:r>
+        <w:t xml:space="preserve">Exact current status and expected resolution date of the pending railroad-component approval - management stated 85%+ confidence but the timeline has already slipped once; no firm date found this pass.</w:t>
+      </w:r>
+    </w:p>
+    <w:p>
+      <w:pPr>
+        <w:pStyle w:val="ListParagraph"/>
+        <w:numPr>
+          <w:ilvl w:val="0"/>
+          <w:numId w:val="1"/>
+        </w:numPr>
+        <w:spacing w:after="60"/>
+      </w:pPr>
+      <w:r>
+        <w:t xml:space="preserve">Whether the original '75-80% market share' figure has ANY basis in a narrower existing product category, or was a pure misread of the pending-approval commentary - not fully resolved, treated here as unconfirmed and de-emphasised.</w:t>
+      </w:r>
+    </w:p>
+    <w:p>
+      <w:pPr>
+        <w:pStyle w:val="ListParagraph"/>
+        <w:numPr>
+          <w:ilvl w:val="0"/>
+          <w:numId w:val="1"/>
+        </w:numPr>
+        <w:spacing w:after="60"/>
+      </w:pPr>
+      <w:r>
+        <w:t xml:space="preserve">RPT trend not assessed this pass - no disclosures surfaced either way; verify in the FY26 annual report notes.</w:t>
+      </w:r>
+    </w:p>
+    <w:p>
+      <w:pPr>
+        <w:pStyle w:val="ListParagraph"/>
+        <w:numPr>
+          <w:ilvl w:val="0"/>
+          <w:numId w:val="1"/>
+        </w:numPr>
+        <w:spacing w:after="60"/>
+      </w:pPr>
+      <w:r>
+        <w:t xml:space="preserve">FCF conversion (35%, carried over from the prior pass) not independently re-sourced this pass - flagged for a fresh cash-flow-statement check next time given the large capex program now underway.</w:t>
+      </w:r>
+    </w:p>
+    <w:p>
+      <w:pPr>
+        <w:spacing w:after="120" w:before="120"/>
+      </w:pPr>
+      <w:r>
+        <w:rPr>
+          <w:b/>
+          <w:bCs/>
+          <w:sz w:val="20"/>
+          <w:szCs w:val="20"/>
+        </w:rPr>
+        <w:t xml:space="preserve">Conviction impact: </w:t>
+      </w:r>
+      <w:r>
+        <w:rPr>
+          <w:sz w:val="20"/>
+          <w:szCs w:val="20"/>
+        </w:rPr>
+        <w:t xml:space="preserve">Medium-High -&gt; Medium-High. This pass's main finding is a correction (the '75-80% US railroad share' claim overstates an existing position that is actually a separate, still-unapproved component) rather than a deterioration - the core moat (Cat/Komatsu approvals, AAR-certified side-frame/bolster capability, cost edge) holds independent of it, FY26 delivery beat the tariff-cut guide, and the Rs 120 Cr greenfield expansion is now firmly board-approved. Conviction reaffirmed rather than downgraded, with the railroad component reframed as real unpriced optionality rather than a banked win.</w:t>
+      </w:r>
+    </w:p>
+    <w:p>
+      <w:pPr>
+        <w:pStyle w:val="Heading1"/>
+        <w:spacing w:after="120" w:before="280"/>
+      </w:pPr>
+      <w:r>
+        <w:t xml:space="preserve">Guidance &amp; Expectation Gap</w:t>
+      </w:r>
+    </w:p>
+    <w:p>
+      <w:pPr>
+        <w:spacing w:after="120"/>
+      </w:pPr>
+      <w:r>
+        <w:rPr>
+          <w:i/>
+          <w:iCs/>
+          <w:color w:val="666666"/>
+          <w:sz w:val="18"/>
+          <w:szCs w:val="18"/>
+        </w:rPr>
         <w:t xml:space="preserve">Management guidance decoded into commitments, graded on the expectation → action → operational → commercial → financial ladder, then compared to what the current price appears to assume. Method: playbook/guidance-and-expectation-gap.md.</w:t>
+      </w:r>
+    </w:p>
+    <w:p>
+      <w:pPr>
+        <w:spacing w:after="120"/>
+      </w:pPr>
+      <w:r>
+        <w:rPr>
+          <w:b/>
+          <w:bCs/>
+          <w:sz w:val="20"/>
+          <w:szCs w:val="20"/>
+        </w:rPr>
+        <w:t xml:space="preserve">Commitment ladder (most-proven first):</w:t>
+      </w:r>
+    </w:p>
+    <w:tbl>
+      <w:tblPr>
+        <w:tblW w:type="dxa" w:w="9000"/>
+        <w:tblBorders>
+          <w:top w:val="single" w:color="auto" w:sz="4"/>
+          <w:left w:val="single" w:color="auto" w:sz="4"/>
+          <w:bottom w:val="single" w:color="auto" w:sz="4"/>
+          <w:right w:val="single" w:color="auto" w:sz="4"/>
+          <w:insideH w:val="single" w:color="auto" w:sz="4"/>
+          <w:insideV w:val="single" w:color="auto" w:sz="4"/>
+        </w:tblBorders>
+      </w:tblPr>
+      <w:tblGrid>
+        <w:gridCol w:w="1100"/>
+        <w:gridCol w:w="2600"/>
+        <w:gridCol w:w="2400"/>
+        <w:gridCol w:w="900"/>
+        <w:gridCol w:w="1200"/>
+        <w:gridCol w:w="800"/>
+      </w:tblGrid>
+      <w:tr>
+        <w:trPr>
+          <w:tblHeader/>
+        </w:trPr>
+        <w:tc>
+          <w:tcPr>
+            <w:tcW w:type="dxa" w:w="1100"/>
+            <w:shd w:fill="F2F2F2" w:val="clear"/>
+          </w:tcPr>
+          <w:p>
+            <w:r>
+              <w:rPr>
+                <w:b/>
+                <w:bCs/>
+                <w:sz w:val="18"/>
+                <w:szCs w:val="18"/>
+              </w:rPr>
+              <w:t xml:space="preserve">Area</w:t>
+            </w:r>
+          </w:p>
+        </w:tc>
+        <w:tc>
+          <w:tcPr>
+            <w:tcW w:type="dxa" w:w="2600"/>
+            <w:shd w:fill="F2F2F2" w:val="clear"/>
+          </w:tcPr>
+          <w:p>
+            <w:r>
+              <w:rPr>
+                <w:b/>
+                <w:bCs/>
+                <w:sz w:val="18"/>
+                <w:szCs w:val="18"/>
+              </w:rPr>
+              <w:t xml:space="preserve">Commitment</w:t>
+            </w:r>
+          </w:p>
+        </w:tc>
+        <w:tc>
+          <w:tcPr>
+            <w:tcW w:type="dxa" w:w="2400"/>
+            <w:shd w:fill="F2F2F2" w:val="clear"/>
+          </w:tcPr>
+          <w:p>
+            <w:r>
+              <w:rPr>
+                <w:b/>
+                <w:bCs/>
+                <w:sz w:val="18"/>
+                <w:szCs w:val="18"/>
+              </w:rPr>
+              <w:t xml:space="preserve">Specifics</w:t>
+            </w:r>
+          </w:p>
+        </w:tc>
+        <w:tc>
+          <w:tcPr>
+            <w:tcW w:type="dxa" w:w="900"/>
+            <w:shd w:fill="F2F2F2" w:val="clear"/>
+          </w:tcPr>
+          <w:p>
+            <w:r>
+              <w:rPr>
+                <w:b/>
+                <w:bCs/>
+                <w:sz w:val="18"/>
+                <w:szCs w:val="18"/>
+              </w:rPr>
+              <w:t xml:space="preserve">By when</w:t>
+            </w:r>
+          </w:p>
+        </w:tc>
+        <w:tc>
+          <w:tcPr>
+            <w:tcW w:type="dxa" w:w="1200"/>
+            <w:shd w:fill="F2F2F2" w:val="clear"/>
+          </w:tcPr>
+          <w:p>
+            <w:r>
+              <w:rPr>
+                <w:b/>
+                <w:bCs/>
+                <w:sz w:val="18"/>
+                <w:szCs w:val="18"/>
+              </w:rPr>
+              <w:t xml:space="preserve">Stage</w:t>
+            </w:r>
+          </w:p>
+        </w:tc>
+        <w:tc>
+          <w:tcPr>
+            <w:tcW w:type="dxa" w:w="800"/>
+            <w:shd w:fill="F2F2F2" w:val="clear"/>
+          </w:tcPr>
+          <w:p>
+            <w:r>
+              <w:rPr>
+                <w:b/>
+                <w:bCs/>
+                <w:sz w:val="18"/>
+                <w:szCs w:val="18"/>
+              </w:rPr>
+              <w:t xml:space="preserve">Thesis-critical</w:t>
+            </w:r>
+          </w:p>
+        </w:tc>
+      </w:tr>
+      <w:tr>
+        <w:tc>
+          <w:tcPr>
+            <w:tcW w:type="dxa" w:w="1100"/>
+          </w:tcPr>
+          <w:p>
+            <w:r>
+              <w:rPr>
+                <w:b w:val="false"/>
+                <w:bCs w:val="false"/>
+                <w:sz w:val="18"/>
+                <w:szCs w:val="18"/>
+              </w:rPr>
+              <w:t xml:space="preserve">margin</w:t>
+            </w:r>
+          </w:p>
+        </w:tc>
+        <w:tc>
+          <w:tcPr>
+            <w:tcW w:type="dxa" w:w="2600"/>
+          </w:tcPr>
+          <w:p>
+            <w:r>
+              <w:rPr>
+                <w:b w:val="false"/>
+                <w:bCs w:val="false"/>
+                <w:sz w:val="18"/>
+                <w:szCs w:val="18"/>
+              </w:rPr>
+              <w:t xml:space="preserve">28-29% OPM with ~20% revenue CAGR maintained for 3 years</w:t>
+            </w:r>
+          </w:p>
+        </w:tc>
+        <w:tc>
+          <w:tcPr>
+            <w:tcW w:type="dxa" w:w="2400"/>
+          </w:tcPr>
+          <w:p>
+            <w:r>
+              <w:rPr>
+                <w:b w:val="false"/>
+                <w:bCs w:val="false"/>
+                <w:sz w:val="18"/>
+                <w:szCs w:val="18"/>
+              </w:rPr>
+              <w:t xml:space="preserve">FY26 delivered 30.64% EBITDA margin (+104bps) on 13.33% revenue growth, beating the tariff-revised-down ~12% guide; Q1 FY27 continued at 28.23% margin, +17% revenue</w:t>
+            </w:r>
+          </w:p>
+        </w:tc>
+        <w:tc>
+          <w:tcPr>
+            <w:tcW w:type="dxa" w:w="900"/>
+          </w:tcPr>
+          <w:p>
+            <w:r>
+              <w:rPr>
+                <w:b w:val="false"/>
+                <w:bCs w:val="false"/>
+                <w:sz w:val="18"/>
+                <w:szCs w:val="18"/>
+              </w:rPr>
+              <w:t xml:space="preserve">FY28</w:t>
+            </w:r>
+          </w:p>
+        </w:tc>
+        <w:tc>
+          <w:tcPr>
+            <w:tcW w:type="dxa" w:w="1200"/>
+          </w:tcPr>
+          <w:p>
+            <w:r>
+              <w:rPr>
+                <w:b w:val="false"/>
+                <w:bCs w:val="false"/>
+                <w:sz w:val="18"/>
+                <w:szCs w:val="18"/>
+              </w:rPr>
+              <w:t xml:space="preserve">financial</w:t>
+            </w:r>
+          </w:p>
+        </w:tc>
+        <w:tc>
+          <w:tcPr>
+            <w:tcW w:type="dxa" w:w="800"/>
+          </w:tcPr>
+          <w:p>
+            <w:r>
+              <w:rPr>
+                <w:b w:val="false"/>
+                <w:bCs w:val="false"/>
+                <w:sz w:val="18"/>
+                <w:szCs w:val="18"/>
+              </w:rPr>
+              <w:t xml:space="preserve">yes</w:t>
+            </w:r>
+          </w:p>
+        </w:tc>
+      </w:tr>
+      <w:tr>
+        <w:tc>
+          <w:tcPr>
+            <w:tcW w:type="dxa" w:w="1100"/>
+          </w:tcPr>
+          <w:p>
+            <w:r>
+              <w:rPr>
+                <w:b w:val="false"/>
+                <w:bCs w:val="false"/>
+                <w:sz w:val="18"/>
+                <w:szCs w:val="18"/>
+              </w:rPr>
+              <w:t xml:space="preserve">capacity</w:t>
+            </w:r>
+          </w:p>
+        </w:tc>
+        <w:tc>
+          <w:tcPr>
+            <w:tcW w:type="dxa" w:w="2600"/>
+          </w:tcPr>
+          <w:p>
+            <w:r>
+              <w:rPr>
+                <w:b w:val="false"/>
+                <w:bCs w:val="false"/>
+                <w:sz w:val="18"/>
+                <w:szCs w:val="18"/>
+              </w:rPr>
+              <w:t xml:space="preserve">Rs 120 Cr greenfield expansion board-approved</w:t>
+            </w:r>
+          </w:p>
+        </w:tc>
+        <w:tc>
+          <w:tcPr>
+            <w:tcW w:type="dxa" w:w="2400"/>
+          </w:tcPr>
+          <w:p>
+            <w:r>
+              <w:rPr>
+                <w:b w:val="false"/>
+                <w:bCs w:val="false"/>
+                <w:sz w:val="18"/>
+                <w:szCs w:val="18"/>
+              </w:rPr>
+              <w:t xml:space="preserve">Approved Q1 FY27 (Aug 2026); alongside a 2.4 MW hybrid power project (~Rs 3.5-4 Cr/yr savings) commissioning ~mid-2026</w:t>
+            </w:r>
+          </w:p>
+        </w:tc>
+        <w:tc>
+          <w:tcPr>
+            <w:tcW w:type="dxa" w:w="900"/>
+          </w:tcPr>
+          <w:p>
+            <w:r>
+              <w:rPr>
+                <w:b w:val="false"/>
+                <w:bCs w:val="false"/>
+                <w:sz w:val="18"/>
+                <w:szCs w:val="18"/>
+              </w:rPr>
+              <w:t xml:space="preserve">FY28</w:t>
+            </w:r>
+          </w:p>
+        </w:tc>
+        <w:tc>
+          <w:tcPr>
+            <w:tcW w:type="dxa" w:w="1200"/>
+          </w:tcPr>
+          <w:p>
+            <w:r>
+              <w:rPr>
+                <w:b w:val="false"/>
+                <w:bCs w:val="false"/>
+                <w:sz w:val="18"/>
+                <w:szCs w:val="18"/>
+              </w:rPr>
+              <w:t xml:space="preserve">action</w:t>
+            </w:r>
+          </w:p>
+        </w:tc>
+        <w:tc>
+          <w:tcPr>
+            <w:tcW w:type="dxa" w:w="800"/>
+          </w:tcPr>
+          <w:p>
+            <w:r>
+              <w:rPr>
+                <w:b w:val="false"/>
+                <w:bCs w:val="false"/>
+                <w:sz w:val="18"/>
+                <w:szCs w:val="18"/>
+              </w:rPr>
+              <w:t xml:space="preserve">yes</w:t>
+            </w:r>
+          </w:p>
+        </w:tc>
+      </w:tr>
+      <w:tr>
+        <w:tc>
+          <w:tcPr>
+            <w:tcW w:type="dxa" w:w="1100"/>
+          </w:tcPr>
+          <w:p>
+            <w:r>
+              <w:rPr>
+                <w:b w:val="false"/>
+                <w:bCs w:val="false"/>
+                <w:sz w:val="18"/>
+                <w:szCs w:val="18"/>
+              </w:rPr>
+              <w:t xml:space="preserve">new_business</w:t>
+            </w:r>
+          </w:p>
+        </w:tc>
+        <w:tc>
+          <w:tcPr>
+            <w:tcW w:type="dxa" w:w="2600"/>
+          </w:tcPr>
+          <w:p>
+            <w:r>
+              <w:rPr>
+                <w:b w:val="false"/>
+                <w:bCs w:val="false"/>
+                <w:sz w:val="18"/>
+                <w:szCs w:val="18"/>
+              </w:rPr>
+              <w:t xml:space="preserve">New railroad-casting component pending approval</w:t>
+            </w:r>
+          </w:p>
+        </w:tc>
+        <w:tc>
+          <w:tcPr>
+            <w:tcW w:type="dxa" w:w="2400"/>
+          </w:tcPr>
+          <w:p>
+            <w:r>
+              <w:rPr>
+                <w:b w:val="false"/>
+                <w:bCs w:val="false"/>
+                <w:sz w:val="18"/>
+                <w:szCs w:val="18"/>
+              </w:rPr>
+              <w:t xml:space="preserve">85%+ success probability per management; delayed by product-life issues in field trials; FY26/FY27 growth guidance explicitly EXCLUDES this segment's potential contribution</w:t>
+            </w:r>
+          </w:p>
+        </w:tc>
+        <w:tc>
+          <w:tcPr>
+            <w:tcW w:type="dxa" w:w="900"/>
+          </w:tcPr>
+          <w:p>
+            <w:r>
+              <w:rPr>
+                <w:b w:val="false"/>
+                <w:bCs w:val="false"/>
+                <w:sz w:val="18"/>
+                <w:szCs w:val="18"/>
+              </w:rPr>
+              <w:t xml:space="preserve">12M</w:t>
+            </w:r>
+          </w:p>
+        </w:tc>
+        <w:tc>
+          <w:tcPr>
+            <w:tcW w:type="dxa" w:w="1200"/>
+          </w:tcPr>
+          <w:p>
+            <w:r>
+              <w:rPr>
+                <w:b w:val="false"/>
+                <w:bCs w:val="false"/>
+                <w:sz w:val="18"/>
+                <w:szCs w:val="18"/>
+              </w:rPr>
+              <w:t xml:space="preserve">action</w:t>
+            </w:r>
+          </w:p>
+        </w:tc>
+        <w:tc>
+          <w:tcPr>
+            <w:tcW w:type="dxa" w:w="800"/>
+          </w:tcPr>
+          <w:p>
+            <w:r>
+              <w:rPr>
+                <w:b w:val="false"/>
+                <w:bCs w:val="false"/>
+                <w:sz w:val="18"/>
+                <w:szCs w:val="18"/>
+              </w:rPr>
+              <w:t xml:space="preserve">yes</w:t>
+            </w:r>
+          </w:p>
+        </w:tc>
+      </w:tr>
+      <w:tr>
+        <w:tc>
+          <w:tcPr>
+            <w:tcW w:type="dxa" w:w="1100"/>
+          </w:tcPr>
+          <w:p>
+            <w:r>
+              <w:rPr>
+                <w:b w:val="false"/>
+                <w:bCs w:val="false"/>
+                <w:sz w:val="18"/>
+                <w:szCs w:val="18"/>
+              </w:rPr>
+              <w:t xml:space="preserve">growth</w:t>
+            </w:r>
+          </w:p>
+        </w:tc>
+        <w:tc>
+          <w:tcPr>
+            <w:tcW w:type="dxa" w:w="2600"/>
+          </w:tcPr>
+          <w:p>
+            <w:r>
+              <w:rPr>
+                <w:b w:val="false"/>
+                <w:bCs w:val="false"/>
+                <w:sz w:val="18"/>
+                <w:szCs w:val="18"/>
+              </w:rPr>
+              <w:t xml:space="preserve">PAT target &gt;Rs 100 Cr FY27</w:t>
+            </w:r>
+          </w:p>
+        </w:tc>
+        <w:tc>
+          <w:tcPr>
+            <w:tcW w:type="dxa" w:w="2400"/>
+          </w:tcPr>
+          <w:p>
+            <w:r>
+              <w:rPr>
+                <w:b w:val="false"/>
+                <w:bCs w:val="false"/>
+                <w:sz w:val="18"/>
+                <w:szCs w:val="18"/>
+              </w:rPr>
+              <w:t xml:space="preserve">vs Rs 86.86 Cr FY26 (~+15% growth needed)</w:t>
+            </w:r>
+          </w:p>
+        </w:tc>
+        <w:tc>
+          <w:tcPr>
+            <w:tcW w:type="dxa" w:w="900"/>
+          </w:tcPr>
+          <w:p>
+            <w:r>
+              <w:rPr>
+                <w:b w:val="false"/>
+                <w:bCs w:val="false"/>
+                <w:sz w:val="18"/>
+                <w:szCs w:val="18"/>
+              </w:rPr>
+              <w:t xml:space="preserve">FY27</w:t>
+            </w:r>
+          </w:p>
+        </w:tc>
+        <w:tc>
+          <w:tcPr>
+            <w:tcW w:type="dxa" w:w="1200"/>
+          </w:tcPr>
+          <w:p>
+            <w:r>
+              <w:rPr>
+                <w:b w:val="false"/>
+                <w:bCs w:val="false"/>
+                <w:sz w:val="18"/>
+                <w:szCs w:val="18"/>
+              </w:rPr>
+              <w:t xml:space="preserve">expectation</w:t>
+            </w:r>
+          </w:p>
+        </w:tc>
+        <w:tc>
+          <w:tcPr>
+            <w:tcW w:type="dxa" w:w="800"/>
+          </w:tcPr>
+          <w:p>
+            <w:r>
+              <w:rPr>
+                <w:b w:val="false"/>
+                <w:bCs w:val="false"/>
+                <w:sz w:val="18"/>
+                <w:szCs w:val="18"/>
+              </w:rPr>
+              <w:t xml:space="preserve"/>
+            </w:r>
+          </w:p>
+        </w:tc>
+      </w:tr>
+    </w:tbl>
+    <w:p>
+      <w:pPr>
+        <w:spacing w:after="60" w:before="120"/>
+      </w:pPr>
+      <w:r>
+        <w:rPr>
+          <w:b/>
+          <w:bCs/>
+          <w:sz w:val="20"/>
+          <w:szCs w:val="20"/>
+        </w:rPr>
+        <w:t xml:space="preserve">Earnings chain: </w:t>
+      </w:r>
+      <w:r>
+        <w:rPr>
+          <w:b w:val="false"/>
+          <w:bCs w:val="false"/>
+          <w:sz w:val="20"/>
+          <w:szCs w:val="20"/>
+        </w:rPr>
+        <w:t xml:space="preserve">Customer approvals &amp; moat (Cat/Komatsu, AAR M1003 side-frame/bolster certification, cost edge)</w:t>
+      </w:r>
+      <w:r>
+        <w:rPr>
+          <w:color w:val="666666"/>
+          <w:sz w:val="20"/>
+          <w:szCs w:val="20"/>
+        </w:rPr>
+        <w:t xml:space="preserve"> → </w:t>
+      </w:r>
+      <w:r>
+        <w:rPr>
+          <w:b w:val="false"/>
+          <w:bCs w:val="false"/>
+          <w:sz w:val="20"/>
+          <w:szCs w:val="20"/>
+        </w:rPr>
+        <w:t xml:space="preserve">Utilisation ramp (50-55% toward 90%) + potential new railroad-component approval</w:t>
+      </w:r>
+      <w:r>
+        <w:rPr>
+          <w:color w:val="666666"/>
+          <w:sz w:val="20"/>
+          <w:szCs w:val="20"/>
+        </w:rPr>
+        <w:t xml:space="preserve"> → </w:t>
+      </w:r>
+      <w:r>
+        <w:rPr>
+          <w:b w:val="false"/>
+          <w:bCs w:val="false"/>
+          <w:sz w:val="20"/>
+          <w:szCs w:val="20"/>
+        </w:rPr>
+        <w:t xml:space="preserve">Revenue growth (~20% CAGR guided, ex-railroad-upside)</w:t>
+      </w:r>
+      <w:r>
+        <w:rPr>
+          <w:color w:val="666666"/>
+          <w:sz w:val="20"/>
+          <w:szCs w:val="20"/>
+        </w:rPr>
+        <w:t xml:space="preserve"> → </w:t>
+      </w:r>
+      <w:r>
+        <w:rPr>
+          <w:b w:val="false"/>
+          <w:bCs w:val="false"/>
+          <w:sz w:val="20"/>
+          <w:szCs w:val="20"/>
+        </w:rPr>
+        <w:t xml:space="preserve">Operating leverage on captive power + scale</w:t>
+      </w:r>
+      <w:r>
+        <w:rPr>
+          <w:color w:val="666666"/>
+          <w:sz w:val="20"/>
+          <w:szCs w:val="20"/>
+        </w:rPr>
+        <w:t xml:space="preserve"> → </w:t>
+      </w:r>
+      <w:r>
+        <w:rPr>
+          <w:b w:val="false"/>
+          <w:bCs w:val="false"/>
+          <w:sz w:val="20"/>
+          <w:szCs w:val="20"/>
+        </w:rPr>
+        <w:t xml:space="preserve">EBITDA margin 28-30%</w:t>
+      </w:r>
+      <w:r>
+        <w:rPr>
+          <w:color w:val="666666"/>
+          <w:sz w:val="20"/>
+          <w:szCs w:val="20"/>
+        </w:rPr>
+        <w:t xml:space="preserve"> → </w:t>
+      </w:r>
+      <w:r>
+        <w:rPr>
+          <w:b w:val="false"/>
+          <w:bCs w:val="false"/>
+          <w:sz w:val="20"/>
+          <w:szCs w:val="20"/>
+        </w:rPr>
+        <w:t xml:space="preserve">PAT growth (&gt;Rs 100 Cr FY27 target)</w:t>
+      </w:r>
+    </w:p>
+    <w:p>
+      <w:pPr>
+        <w:spacing w:after="120"/>
+      </w:pPr>
+      <w:r>
+        <w:rPr>
+          <w:color w:val="666666"/>
+          <w:sz w:val="18"/>
+          <w:szCs w:val="18"/>
+        </w:rPr>
+        <w:t xml:space="preserve">Bottleneck link: New railroad-component approval (85%+ probability per management, delayed by field-trial issues) - the one identified single point of failure for the upside case, though the base case doesn't depend on it.</w:t>
+      </w:r>
+    </w:p>
+    <w:p>
+      <w:pPr>
+        <w:spacing w:after="120"/>
+      </w:pPr>
+      <w:r>
+        <w:rPr>
+          <w:color w:val="666666"/>
+          <w:sz w:val="18"/>
+          <w:szCs w:val="18"/>
+        </w:rPr>
+        <w:t xml:space="preserve">Operating leverage: yes - margin already running ahead of guide (30.64% FY26 vs 28-29% guided) even before the Rs 120 Cr greenfield expansion or the railroad approval land</w:t>
+      </w:r>
+    </w:p>
+    <w:p>
+      <w:pPr>
+        <w:spacing w:after="120"/>
+      </w:pPr>
+      <w:r>
+        <w:rPr>
+          <w:color w:val="666666"/>
+          <w:sz w:val="18"/>
+          <w:szCs w:val="18"/>
+        </w:rPr>
+        <w:t xml:space="preserve">Evidenced: Customer approvals &amp; moat; Revenue growth (ex-railroad-upside); Operating leverage on captive power + scale; EBITDA margin. Still assumed: Utilisation ramp toward 90% + potential railroad-component approval; PAT growth to &gt;Rs 100 Cr FY27.</w:t>
       </w:r>
     </w:p>
     <w:p>
@@ -383,7 +1570,7 @@
           </w:tcPr>
           <w:p>
             <w:r>
-              <w:t xml:space="preserve">2026-09-09</w:t>
+              <w:t xml:space="preserve">2026-09-14</w:t>
             </w:r>
           </w:p>
         </w:tc>
@@ -410,7 +1597,7 @@
           </w:tcPr>
           <w:p>
             <w:r>
-              <w:t xml:space="preserve">Rs 325 · 36.3x P/E · 22x EV/EBITDA</w:t>
+              <w:t xml:space="preserve">Rs 325 · 36.3x P/E</w:t>
             </w:r>
           </w:p>
         </w:tc>
@@ -464,7 +1651,7 @@
           </w:tcPr>
           <w:p>
             <w:r>
-              <w:t xml:space="preserve">~36x trailing earnings for a high-margin cyclical caster; against a ~20-22x through-cycle exit this needs ~20-25% EPS CAGR for 3-4 years, which the utilisation ramp (50-55% toward 90%) plus ~20% revenue CAGR and 28-29% OPM can deliver if the US-tariff drag clears</w:t>
+              <w:t xml:space="preserve">~36x trailing earnings for a high-margin cyclical caster; against a ~20-22x through-cycle exit this needs ~20-25% EPS CAGR for 3-4 years, which the utilisation ramp (50-55% toward 90%) plus ~20% revenue CAGR and 28-29% OPM can deliver if the tariff-driven demand drag keeps clearing - BEFORE any contribution from the still-unapproved railroad component</w:t>
             </w:r>
           </w:p>
         </w:tc>
@@ -491,7 +1678,7 @@
           </w:tcPr>
           <w:p>
             <w:r>
-              <w:t xml:space="preserve">revenue +18-25% (Q1 FY27 already +18%) as tariff impact resolves and utilisation rises; OPM ~27-29%; PAT +20-30%</w:t>
+              <w:t xml:space="preserve">revenue +17-20% (Q1 FY27 already +17%) as tariff-driven demand softness clears and utilisation rises; OPM ~28-29%; PAT toward the &gt;Rs 100 Cr target (+~15% over FY26)</w:t>
             </w:r>
           </w:p>
         </w:tc>
@@ -518,7 +1705,7 @@
           </w:tcPr>
           <w:p>
             <w:r>
-              <w:t xml:space="preserve">further operating-leverage-led growth toward 90% utilisation plus the 6-ton casting-weight extension; ~2-3x total equity return over 3-4 years, not a 10x</w:t>
+              <w:t xml:space="preserve">further operating-leverage-led growth toward 90% utilisation plus the Rs 120 Cr greenfield expansion and 6-ton casting-weight extension; a cleared railroad-component approval would be a genuine incremental leg not currently in guidance; base case remains ~2-3x total equity return over 3-4 years, not a 10x</w:t>
             </w:r>
           </w:p>
         </w:tc>
@@ -545,7 +1732,7 @@
           </w:tcPr>
           <w:p>
             <w:r>
-              <w:t xml:space="preserve">priced-in</w:t>
+              <w:t xml:space="preserve">partially-priced</w:t>
             </w:r>
           </w:p>
         </w:tc>
@@ -572,7 +1759,7 @@
           </w:tcPr>
           <w:p>
             <w:r>
-              <w:t xml:space="preserve">timing</w:t>
+              <w:t xml:space="preserve">new_business</w:t>
             </w:r>
           </w:p>
         </w:tc>
@@ -626,7 +1813,7 @@
           </w:tcPr>
           <w:p>
             <w:r>
-              <w:t xml:space="preserve">the China+1 reshoring and operating-leverage runway are real but ~36x P/E and ~8x book after a +53% one-year run already embed the utilisation ramp; the US-tariff hit to FY26 volumes is a non-impairing speed-breaker, not a structural change, so it is a timing gap rather than a mispricing</w:t>
+              <w:t xml:space="preserve">the China+1 reshoring and operating-leverage runway are real but ~36x P/E and ~8.3x book after a large one-year run already embed the guided utilisation ramp and margin hold; the still-unapproved railroad-component opportunity (85%+ success probability per management) is explicitly excluded from guidance and so represents a genuine, if uncertain, unpriced upside leg rather than a pure timing gap</w:t>
             </w:r>
           </w:p>
         </w:tc>
@@ -653,7 +1840,7 @@
           </w:tcPr>
           <w:p>
             <w:r>
-              <w:t xml:space="preserve">moderate</w:t>
+              <w:t xml:space="preserve">strong</w:t>
             </w:r>
           </w:p>
         </w:tc>
@@ -672,6 +1859,35 @@
           <w:szCs w:val="16"/>
         </w:rPr>
         <w:t xml:space="preserve">no broker consensus; implied path is a reverse-P/E estimate + screener.in forward figures + VP thread view</w:t>
+      </w:r>
+    </w:p>
+    <w:p>
+      <w:pPr>
+        <w:spacing w:after="120" w:before="120"/>
+      </w:pPr>
+      <w:r>
+        <w:rPr>
+          <w:b/>
+          <w:bCs/>
+          <w:sz w:val="20"/>
+          <w:szCs w:val="20"/>
+        </w:rPr>
+        <w:t xml:space="preserve">Catalyst: </w:t>
+      </w:r>
+      <w:r>
+        <w:rPr>
+          <w:sz w:val="20"/>
+          <w:szCs w:val="20"/>
+        </w:rPr>
+        <w:t xml:space="preserve">New railroad-casting-component approval decision (currently in field trials, management ~85%+ confidence) - a real, currently-excluded-from-guidance upside catalyst</w:t>
+      </w:r>
+      <w:r>
+        <w:rPr>
+          <w:color w:val="666666"/>
+          <w:sz w:val="18"/>
+          <w:szCs w:val="18"/>
+        </w:rPr>
+        <w:t xml:space="preserve"> (window ~9M from 2026-09-14; undated; evidence med; pending)</w:t>
       </w:r>
     </w:p>
     <w:p>
@@ -777,7 +1993,7 @@
           </w:tcPr>
           <w:p>
             <w:r>
-              <w:t xml:space="preserve">high-integrity steel &amp; alloy-steel caster (2.5 kg-2.5 t, expanding to 6 t); ~75-80% share of US railroad castings; approved vendor to Caterpillar/Komatsu; ~60% export revenue</w:t>
+              <w:t xml:space="preserve">high-integrity steel &amp; alloy-steel caster (2.5 kg-2.5 t, expanding to 6 t); AAR M1003-certified for US railroad side-frame/bolster castings (a separate, additional railroad component remains unapproved); approved vendor to Caterpillar/Komatsu; ~60-62% export revenue</w:t>
             </w:r>
           </w:p>
         </w:tc>
@@ -804,7 +2020,7 @@
           </w:tcPr>
           <w:p>
             <w:r>
-              <w:t xml:space="preserve">qualified high-integrity casting capacity for mining/railroad OEMs (long approval cycles)</w:t>
+              <w:t xml:space="preserve">qualified high-integrity casting capacity for mining/railroad OEMs (long approval cycles) - the pending railroad-component approval is a live example of how binding this bottleneck is even for an established player</w:t>
             </w:r>
           </w:p>
         </w:tc>
@@ -874,12 +2090,12 @@
           <w:sz w:val="18"/>
           <w:szCs w:val="18"/>
         </w:rPr>
-        <w:t xml:space="preserve">Capital-cycle read: supply consolidating toward qualified low-cost survivors as Chinese sourcing is designed out -&gt; pricing power; Steelcast at ~50-55% utilisation carries the operating leverage, but a US-tariff speed-breaker is depressing FY26 volumes.</w:t>
-      </w:r>
-    </w:p>
-    <w:p>
-      <w:pPr>
-        <w:spacing w:after="120"/>
+        <w:t xml:space="preserve">Capital-cycle read: supply consolidating toward qualified low-cost survivors as Chinese sourcing is designed out -&gt; pricing power; Steelcast at ~50-55% utilisation carries the operating leverage, but a US-tariff-driven demand speed-breaker and an unresolved new-component approval are both live, near-term uncertainties.</w:t>
+      </w:r>
+    </w:p>
+    <w:p>
+      <w:pPr>
+        <w:spacing w:after="60" w:before="120"/>
       </w:pPr>
       <w:r>
         <w:rPr>
@@ -888,7 +2104,113 @@
           <w:sz w:val="20"/>
           <w:szCs w:val="20"/>
         </w:rPr>
-        <w:t xml:space="preserve">Quality metrics (ROCE · debt · FCF · margin · capex):</w:t>
+        <w:t xml:space="preserve">Earnings quality: </w:t>
+      </w:r>
+      <w:r>
+        <w:rPr>
+          <w:sz w:val="20"/>
+          <w:szCs w:val="20"/>
+        </w:rPr>
+        <w:t xml:space="preserve">margin driver structural</w:t>
+      </w:r>
+      <w:r>
+        <w:rPr>
+          <w:b/>
+          <w:bCs/>
+          <w:color w:val="A32020"/>
+          <w:sz w:val="20"/>
+          <w:szCs w:val="20"/>
+        </w:rPr>
+        <w:t xml:space="preserve"/>
+      </w:r>
+    </w:p>
+    <w:p>
+      <w:pPr>
+        <w:spacing w:after="120"/>
+      </w:pPr>
+      <w:r>
+        <w:rPr>
+          <w:color w:val="666666"/>
+          <w:sz w:val="18"/>
+          <w:szCs w:val="18"/>
+        </w:rPr>
+        <w:t xml:space="preserve">Drivers: Captive solar/hybrid power reducing energy cost (2.4 MW project adds ~Rs 3.5-4 Cr/yr savings); Sand+shell moulding capability and high-integrity niche positioning support pricing; Ex-works sales structure insulates margin from direct tariff cost.</w:t>
+      </w:r>
+    </w:p>
+    <w:p>
+      <w:pPr>
+        <w:spacing w:after="120"/>
+      </w:pPr>
+      <w:r>
+        <w:rPr>
+          <w:color w:val="666666"/>
+          <w:sz w:val="18"/>
+          <w:szCs w:val="18"/>
+        </w:rPr>
+        <w:t xml:space="preserve">FY26 margin (30.64%) is above the 28-29% guided band and utilisation is still only 50-55%, well below the 90% target - margin is more likely to hold or expand with scale than to be at a cyclical peak.</w:t>
+      </w:r>
+    </w:p>
+    <w:p>
+      <w:pPr>
+        <w:spacing w:after="60" w:before="120"/>
+      </w:pPr>
+      <w:r>
+        <w:rPr>
+          <w:b/>
+          <w:bCs/>
+          <w:sz w:val="20"/>
+          <w:szCs w:val="20"/>
+        </w:rPr>
+        <w:t xml:space="preserve">Growth trajectory: </w:t>
+      </w:r>
+      <w:r>
+        <w:rPr>
+          <w:b w:val="false"/>
+          <w:bCs w:val="false"/>
+          <w:sz w:val="20"/>
+          <w:szCs w:val="20"/>
+        </w:rPr>
+        <w:t xml:space="preserve">YoY growth rate is steady</w:t>
+      </w:r>
+    </w:p>
+    <w:p>
+      <w:pPr>
+        <w:spacing w:after="120"/>
+      </w:pPr>
+      <w:r>
+        <w:rPr>
+          <w:color w:val="666666"/>
+          <w:sz w:val="18"/>
+          <w:szCs w:val="18"/>
+        </w:rPr>
+        <w:t xml:space="preserve">Revenue YoY: FY26 full year +13.33% (beat the tariff-revised-down ~12% guide, itself cut from an original 18-20%) -&gt; Q1 FY27 +17%. A real but temporary tariff-driven dip mid-cycle, now recovering - not a clean acceleration or deceleration trend.</w:t>
+      </w:r>
+    </w:p>
+    <w:p>
+      <w:pPr>
+        <w:spacing w:after="120"/>
+      </w:pPr>
+      <w:r>
+        <w:rPr>
+          <w:color w:val="666666"/>
+          <w:sz w:val="18"/>
+          <w:szCs w:val="18"/>
+        </w:rPr>
+        <w:t xml:space="preserve">Reverse P/E: ~36.3x trailing P/E for a cyclical caster needs ~20-25% EPS CAGR for 3-4 years at a ~20-22x through-cycle exit; the guided ~20% revenue CAGR plus margin hold can get there if utilisation rises toward 90% and/or the pending railroad-component approval clears - the latter is explicitly NOT in guidance, so is genuine unpriced upside if realised.</w:t>
+      </w:r>
+    </w:p>
+    <w:p>
+      <w:pPr>
+        <w:spacing w:after="120"/>
+      </w:pPr>
+      <w:r>
+        <w:rPr>
+          <w:b/>
+          <w:bCs/>
+          <w:sz w:val="20"/>
+          <w:szCs w:val="20"/>
+        </w:rPr>
+        <w:t xml:space="preserve">Management quality (TVGP's "P"):</w:t>
       </w:r>
     </w:p>
     <w:tbl>
@@ -946,6 +2268,199 @@
                 <w:b/>
                 <w:bCs/>
               </w:rPr>
+              <w:t xml:space="preserve">Capital allocation</w:t>
+            </w:r>
+          </w:p>
+        </w:tc>
+        <w:tc>
+          <w:tcPr>
+            <w:tcW w:type="dxa" w:w="5800"/>
+          </w:tcPr>
+          <w:p>
+            <w:r>
+              <w:t xml:space="preserve">Capex funded from internal accruals (debt-free, Rs 114 Cr cash); newly board-approved Rs 120 Cr greenfield expansion plus a 2.4 MW captive-power project; deliberately exited defence bidding as too onerous rather than chasing low-quality growth. (disciplined)</w:t>
+            </w:r>
+          </w:p>
+        </w:tc>
+      </w:tr>
+      <w:tr>
+        <w:tc>
+          <w:tcPr>
+            <w:tcW w:type="dxa" w:w="3200"/>
+            <w:shd w:fill="F2F2F2" w:val="clear"/>
+          </w:tcPr>
+          <w:p>
+            <w:r>
+              <w:rPr>
+                <w:b/>
+                <w:bCs/>
+              </w:rPr>
+              <w:t xml:space="preserve">Related-party trend</w:t>
+            </w:r>
+          </w:p>
+        </w:tc>
+        <w:tc>
+          <w:tcPr>
+            <w:tcW w:type="dxa" w:w="5800"/>
+          </w:tcPr>
+          <w:p>
+            <w:r>
+              <w:t xml:space="preserve">unclear</w:t>
+            </w:r>
+          </w:p>
+        </w:tc>
+      </w:tr>
+      <w:tr>
+        <w:tc>
+          <w:tcPr>
+            <w:tcW w:type="dxa" w:w="3200"/>
+            <w:shd w:fill="F2F2F2" w:val="clear"/>
+          </w:tcPr>
+          <w:p>
+            <w:r>
+              <w:rPr>
+                <w:b/>
+                <w:bCs/>
+              </w:rPr>
+              <w:t xml:space="preserve">Guidance credibility</w:t>
+            </w:r>
+          </w:p>
+        </w:tc>
+        <w:tc>
+          <w:tcPr>
+            <w:tcW w:type="dxa" w:w="5800"/>
+          </w:tcPr>
+          <w:p>
+            <w:r>
+              <w:t xml:space="preserve">mixed</w:t>
+            </w:r>
+          </w:p>
+        </w:tc>
+      </w:tr>
+      <w:tr>
+        <w:tc>
+          <w:tcPr>
+            <w:tcW w:type="dxa" w:w="3200"/>
+            <w:shd w:fill="F2F2F2" w:val="clear"/>
+          </w:tcPr>
+          <w:p>
+            <w:r>
+              <w:rPr>
+                <w:b/>
+                <w:bCs/>
+              </w:rPr>
+              <w:t xml:space="preserve">Shareholder returns</w:t>
+            </w:r>
+          </w:p>
+        </w:tc>
+        <w:tc>
+          <w:tcPr>
+            <w:tcW w:type="dxa" w:w="5800"/>
+          </w:tcPr>
+          <w:p>
+            <w:r>
+              <w:t xml:space="preserve">consistent</w:t>
+            </w:r>
+          </w:p>
+        </w:tc>
+      </w:tr>
+      <w:tr>
+        <w:tc>
+          <w:tcPr>
+            <w:tcW w:type="dxa" w:w="3200"/>
+            <w:shd w:fill="F2F2F2" w:val="clear"/>
+          </w:tcPr>
+          <w:p>
+            <w:r>
+              <w:rPr>
+                <w:b/>
+                <w:bCs/>
+              </w:rPr>
+              <w:t xml:space="preserve">Capability ladder / VAP</w:t>
+            </w:r>
+          </w:p>
+        </w:tc>
+        <w:tc>
+          <w:tcPr>
+            <w:tcW w:type="dxa" w:w="5800"/>
+          </w:tcPr>
+          <w:p>
+            <w:r>
+              <w:t xml:space="preserve">Extending max casting weight from 2.5 t to 6 t; pursuing a new, higher-value railroad component (currently unapproved) alongside the established side-frame/bolster line.</w:t>
+            </w:r>
+          </w:p>
+        </w:tc>
+      </w:tr>
+    </w:tbl>
+    <w:p>
+      <w:pPr>
+        <w:spacing w:after="120"/>
+      </w:pPr>
+      <w:r>
+        <w:rPr>
+          <w:b/>
+          <w:bCs/>
+          <w:sz w:val="20"/>
+          <w:szCs w:val="20"/>
+        </w:rPr>
+        <w:t xml:space="preserve">Quality metrics (ROCE · debt · FCF · margin · capex):</w:t>
+      </w:r>
+    </w:p>
+    <w:tbl>
+      <w:tblPr>
+        <w:tblW w:type="dxa" w:w="9000"/>
+        <w:tblBorders>
+          <w:top w:val="single" w:color="auto" w:sz="4"/>
+          <w:left w:val="single" w:color="auto" w:sz="4"/>
+          <w:bottom w:val="single" w:color="auto" w:sz="4"/>
+          <w:right w:val="single" w:color="auto" w:sz="4"/>
+          <w:insideH w:val="single" w:color="auto" w:sz="4"/>
+          <w:insideV w:val="single" w:color="auto" w:sz="4"/>
+        </w:tblBorders>
+      </w:tblPr>
+      <w:tblGrid>
+        <w:gridCol w:w="3200"/>
+        <w:gridCol w:w="5800"/>
+      </w:tblGrid>
+      <w:tr>
+        <w:tc>
+          <w:tcPr>
+            <w:tcW w:type="dxa" w:w="3200"/>
+            <w:shd w:fill="F2F2F2" w:val="clear"/>
+          </w:tcPr>
+          <w:p>
+            <w:r>
+              <w:rPr>
+                <w:b/>
+                <w:bCs/>
+              </w:rPr>
+              <w:t xml:space="preserve">Assessment</w:t>
+            </w:r>
+          </w:p>
+        </w:tc>
+        <w:tc>
+          <w:tcPr>
+            <w:tcW w:type="dxa" w:w="5800"/>
+          </w:tcPr>
+          <w:p>
+            <w:r>
+              <w:t xml:space="preserve">positive</w:t>
+            </w:r>
+          </w:p>
+        </w:tc>
+      </w:tr>
+      <w:tr>
+        <w:tc>
+          <w:tcPr>
+            <w:tcW w:type="dxa" w:w="3200"/>
+            <w:shd w:fill="F2F2F2" w:val="clear"/>
+          </w:tcPr>
+          <w:p>
+            <w:r>
+              <w:rPr>
+                <w:b/>
+                <w:bCs/>
+              </w:rPr>
               <w:t xml:space="preserve">ROCE</w:t>
             </w:r>
           </w:p>
@@ -956,7 +2471,7 @@
           </w:tcPr>
           <w:p>
             <w:r>
-              <w:t xml:space="preserve">32% (stable)</w:t>
+              <w:t xml:space="preserve">32.3% (stable)</w:t>
             </w:r>
           </w:p>
         </w:tc>
@@ -1154,7 +2669,7 @@
           <w:sz w:val="20"/>
           <w:szCs w:val="20"/>
         </w:rPr>
-        <w:t xml:space="preserve">Trusted-roster user Simrat published a detailed FY23 annual-report note framing the structural China-diversification shift (positive, but ~2 years old). Worldlywiseinvestors shared the investor deck (neutral, 'not a recommendation').</w:t>
+        <w:t xml:space="preserve">Trusted-roster user Simrat published a detailed FY23 annual-report note framing the structural China-diversification shift (positive, but ~2 years old). Worldlywiseinvestors shared the investor deck (neutral, 'not a recommendation'). No new trusted-user activity found this pass.</w:t>
       </w:r>
     </w:p>
     <w:p>
@@ -1247,46 +2762,59 @@
         <w:spacing w:after="60"/>
       </w:pPr>
       <w:r>
-        <w:t xml:space="preserve">~75-80% of US railroad castings; Caterpillar/Komatsu approved; ~25% global cost advantage</w:t>
-      </w:r>
-    </w:p>
-    <w:p>
-      <w:pPr>
-        <w:pStyle w:val="ListParagraph"/>
-        <w:numPr>
-          <w:ilvl w:val="0"/>
-          <w:numId w:val="1"/>
-        </w:numPr>
-        <w:spacing w:after="60"/>
-      </w:pPr>
-      <w:r>
-        <w:t xml:space="preserve">Large operating-leverage runway: ~50-55% utilisation toward 90%, at 28-29% margins</w:t>
-      </w:r>
-    </w:p>
-    <w:p>
-      <w:pPr>
-        <w:pStyle w:val="ListParagraph"/>
-        <w:numPr>
-          <w:ilvl w:val="0"/>
-          <w:numId w:val="1"/>
-        </w:numPr>
-        <w:spacing w:after="60"/>
-      </w:pPr>
-      <w:r>
-        <w:t xml:space="preserve">Structural China+1 casting-reshoring tailwind; 60% export revenue; debt-free, 26% ROE</w:t>
-      </w:r>
-    </w:p>
-    <w:p>
-      <w:pPr>
-        <w:pStyle w:val="ListParagraph"/>
-        <w:numPr>
-          <w:ilvl w:val="0"/>
-          <w:numId w:val="1"/>
-        </w:numPr>
-        <w:spacing w:after="60"/>
-      </w:pPr>
-      <w:r>
-        <w:t xml:space="preserve">Rare sand + shell moulding capability; 6-decade high-integrity track record</w:t>
+        <w:t xml:space="preserve">AAR M1003-certified for US railroad side-frame/bolster castings; Caterpillar/Komatsu approved vendor; ~25% global cost advantage (5-13% cheaper than Chinese suppliers on key US product lines)</w:t>
+      </w:r>
+    </w:p>
+    <w:p>
+      <w:pPr>
+        <w:pStyle w:val="ListParagraph"/>
+        <w:numPr>
+          <w:ilvl w:val="0"/>
+          <w:numId w:val="1"/>
+        </w:numPr>
+        <w:spacing w:after="60"/>
+      </w:pPr>
+      <w:r>
+        <w:t xml:space="preserve">Large operating-leverage runway: ~50-55% utilisation toward 90%, at 28-30% margins, now backed by a board-approved Rs 120 Cr greenfield expansion</w:t>
+      </w:r>
+    </w:p>
+    <w:p>
+      <w:pPr>
+        <w:pStyle w:val="ListParagraph"/>
+        <w:numPr>
+          <w:ilvl w:val="0"/>
+          <w:numId w:val="1"/>
+        </w:numPr>
+        <w:spacing w:after="60"/>
+      </w:pPr>
+      <w:r>
+        <w:t xml:space="preserve">A real, probable (85%+ per management) but still-unapproved railroad-component opportunity sits entirely OUTSIDE current guidance - genuine unpriced optionality if it clears</w:t>
+      </w:r>
+    </w:p>
+    <w:p>
+      <w:pPr>
+        <w:pStyle w:val="ListParagraph"/>
+        <w:numPr>
+          <w:ilvl w:val="0"/>
+          <w:numId w:val="1"/>
+        </w:numPr>
+        <w:spacing w:after="60"/>
+      </w:pPr>
+      <w:r>
+        <w:t xml:space="preserve">Structural China+1 casting-reshoring tailwind; 60-62% export revenue; debt-free (Rs 114 Cr cash), 24-26% ROE, clean promoter holding (45%, no pledge)</w:t>
+      </w:r>
+    </w:p>
+    <w:p>
+      <w:pPr>
+        <w:pStyle w:val="ListParagraph"/>
+        <w:numPr>
+          <w:ilvl w:val="0"/>
+          <w:numId w:val="1"/>
+        </w:numPr>
+        <w:spacing w:after="60"/>
+      </w:pPr>
+      <w:r>
+        <w:t xml:space="preserve">FY26 delivery beat the tariff-revised-down guidance, and Q1 FY27 shows the recovery continuing (exports back up to 62% of sales)</w:t>
       </w:r>
     </w:p>
     <w:p>
@@ -1308,46 +2836,59 @@
         <w:spacing w:after="60"/>
       </w:pPr>
       <w:r>
-        <w:t xml:space="preserve">Cyclical end-markets (mining, railroad, earth-moving); customer concentration (~32% one customer)</w:t>
-      </w:r>
-    </w:p>
-    <w:p>
-      <w:pPr>
-        <w:pStyle w:val="ListParagraph"/>
-        <w:numPr>
-          <w:ilvl w:val="0"/>
-          <w:numId w:val="1"/>
-        </w:numPr>
-        <w:spacing w:after="60"/>
-      </w:pPr>
-      <w:r>
-        <w:t xml:space="preserve">US-tariff speed-breaker hitting FY26 volumes; timing of resolution uncertain</w:t>
-      </w:r>
-    </w:p>
-    <w:p>
-      <w:pPr>
-        <w:pStyle w:val="ListParagraph"/>
-        <w:numPr>
-          <w:ilvl w:val="0"/>
-          <w:numId w:val="1"/>
-        </w:numPr>
-        <w:spacing w:after="60"/>
-      </w:pPr>
-      <w:r>
-        <w:t xml:space="preserve">Valuation already fair-to-full: ~8.5x book, ~37x earnings after a 53% one-year run</w:t>
-      </w:r>
-    </w:p>
-    <w:p>
-      <w:pPr>
-        <w:pStyle w:val="ListParagraph"/>
-        <w:numPr>
-          <w:ilvl w:val="0"/>
-          <w:numId w:val="1"/>
-        </w:numPr>
-        <w:spacing w:after="60"/>
-      </w:pPr>
-      <w:r>
-        <w:t xml:space="preserve">Capacity expansion is years away; near-term growth is utilisation-led only</w:t>
+        <w:t xml:space="preserve">The '75-80% of US railroad castings' framing in the original write-up overstates the current state - the growth-relevant railroad component remains unapproved, delayed by field-trial issues, and is explicitly excluded from guidance; this is upside optionality, not an already-banked moat</w:t>
+      </w:r>
+    </w:p>
+    <w:p>
+      <w:pPr>
+        <w:pStyle w:val="ListParagraph"/>
+        <w:numPr>
+          <w:ilvl w:val="0"/>
+          <w:numId w:val="1"/>
+        </w:numPr>
+        <w:spacing w:after="60"/>
+      </w:pPr>
+      <w:r>
+        <w:t xml:space="preserve">Cyclical end-markets (mining, railroad, earth-moving); customer concentration (~30-32% one customer)</w:t>
+      </w:r>
+    </w:p>
+    <w:p>
+      <w:pPr>
+        <w:pStyle w:val="ListParagraph"/>
+        <w:numPr>
+          <w:ilvl w:val="0"/>
+          <w:numId w:val="1"/>
+        </w:numPr>
+        <w:spacing w:after="60"/>
+      </w:pPr>
+      <w:r>
+        <w:t xml:space="preserve">US-tariff demand softness cut FY26 growth guidance from 18-20% to ~12% mid-year; the mechanism (ex-works pricing, customer-borne tariffs) limits Steelcast's own margin risk but not the demand-side drag</w:t>
+      </w:r>
+    </w:p>
+    <w:p>
+      <w:pPr>
+        <w:pStyle w:val="ListParagraph"/>
+        <w:numPr>
+          <w:ilvl w:val="0"/>
+          <w:numId w:val="1"/>
+        </w:numPr>
+        <w:spacing w:after="60"/>
+      </w:pPr>
+      <w:r>
+        <w:t xml:space="preserve">Valuation already fair-to-full: ~8.3x book, ~36.3x earnings after a large one-year run</w:t>
+      </w:r>
+    </w:p>
+    <w:p>
+      <w:pPr>
+        <w:pStyle w:val="ListParagraph"/>
+        <w:numPr>
+          <w:ilvl w:val="0"/>
+          <w:numId w:val="1"/>
+        </w:numPr>
+        <w:spacing w:after="60"/>
+      </w:pPr>
+      <w:r>
+        <w:t xml:space="preserve">Capacity expansion (the new Rs 120 Cr greenfield project) is still years from full contribution; near-term growth is utilisation-led</w:t>
       </w:r>
     </w:p>
     <w:p>
@@ -1368,7 +2909,7 @@
           <w:b/>
           <w:bCs/>
         </w:rPr>
-        <w:t xml:space="preserve">Small-cap (~Rs 3,350 Cr)</w:t>
+        <w:t xml:space="preserve">Small-cap (~Rs 3,290 Cr)</w:t>
       </w:r>
     </w:p>
     <w:p>
@@ -1419,7 +2960,7 @@
           <w:sz w:val="20"/>
           <w:szCs w:val="20"/>
         </w:rPr>
-        <w:t xml:space="preserve">tailwind yes (China+1 casting reshoring + US railroad); tam weak (Rs 3,350 Cr, headroom ~2-3x over 3-4 yrs not 10x-in-2-3-yr); moat yes (75-80% US railroad share, Cat/Komatsu approvals, cost edge, sand+shell rarity); valuation weak (~8.5x book / ~37x earnings). Score 3.0 permits a label, but honest return maths doesn't reach 10x/2-3yr -&gt; thesis_fit 'neither'.</w:t>
+        <w:t xml:space="preserve">tailwind yes (China+1 casting reshoring + US railroad, including a real but still-unapproved component upside); tam weak (Rs 3,290 Cr, headroom ~2-3x over 3-4 yrs not 10x-in-2-3-yr); moat yes (Cat/Komatsu approvals, AAR M1003 side-frame/bolster certification, cost edge, sand+shell rarity - independent of the corrected '75-80% share' claim, which actually referred to a separate unapproved component); valuation weak (~8.3x book / ~36.3x earnings). Score 3.0 permits a label, but honest return maths doesn't reach 10x/2-3yr -&gt; thesis_fit 'neither'.</w:t>
       </w:r>
     </w:p>
     <w:p>
@@ -1442,72 +2983,72 @@
           <w:sz w:val="24"/>
           <w:szCs w:val="24"/>
         </w:rPr>
-        <w:t xml:space="preserve">High-quality niche caster with a real China+1 tailwind and operating-leverage runway, but return maths caps at ~2-3x over 3-4 yrs and valuation is fair — 'neither', Medium-High conviction; watch the tariff resolution</w:t>
-      </w:r>
-    </w:p>
-    <w:p>
-      <w:pPr>
-        <w:pStyle w:val="ListParagraph"/>
-        <w:numPr>
-          <w:ilvl w:val="0"/>
-          <w:numId w:val="1"/>
-        </w:numPr>
-        <w:spacing w:after="60"/>
-      </w:pPr>
-      <w:r>
-        <w:t xml:space="preserve">Tier 4.8 trusted-x-watch (@LearningEleven concall-quote digest, 'worth a manual look later') — a snippet mention, explicitly not a conviction call; no floor.</w:t>
-      </w:r>
-    </w:p>
-    <w:p>
-      <w:pPr>
-        <w:pStyle w:val="ListParagraph"/>
-        <w:numPr>
-          <w:ilvl w:val="0"/>
-          <w:numId w:val="1"/>
-        </w:numPr>
-        <w:spacing w:after="60"/>
-      </w:pPr>
-      <w:r>
-        <w:t xml:space="preserve">four_box score 3.0 (tailwind yes — China+1 casting reshoring + US railroad; tam weak — Rs 3,350 Cr, headroom to ~2-3x visible not 10x-in-2-3-yr; moat yes — 75-80% US railroad share, Cat/Komatsu approvals, cost edge, sand+shell rarity; valuation weak — ~8.5x book / ~37x earnings, much priced). Score 3.0 permits a return-magnitude label, but the honest return maths (utilisation 50-&gt;90% + 20% CAGR + margin hold =&gt; ~2-3x over 3-4 yrs) does not reach 10x-in-2-3-yr or 100x-in-10-yr, so thesis_fit is 'neither'.</w:t>
-      </w:r>
-    </w:p>
-    <w:p>
-      <w:pPr>
-        <w:pStyle w:val="ListParagraph"/>
-        <w:numPr>
-          <w:ilvl w:val="0"/>
-          <w:numId w:val="1"/>
-        </w:numPr>
-        <w:spacing w:after="60"/>
-      </w:pPr>
-      <w:r>
-        <w:t xml:space="preserve">Speed-breaker rule: the US-tariff hit to Q3 FY26 is a non-impairing speed-breaker (one-off trade shock, doesn't touch the multi-year earnings power of a unique low-cost caster) — 'speed-breaker (non-impairing): US tariffs softened Q3 FY26 — watch a Q4/Q1 volume recovery on tariff resolution'; revisit_after_30d set true on that basis.</w:t>
-      </w:r>
-    </w:p>
-    <w:p>
-      <w:pPr>
-        <w:pStyle w:val="ListParagraph"/>
-        <w:numPr>
-          <w:ilvl w:val="0"/>
-          <w:numId w:val="1"/>
-        </w:numPr>
-        <w:spacing w:after="60"/>
-      </w:pPr>
-      <w:r>
-        <w:t xml:space="preserve">Conviction Medium-High: genuine business quality (26% ROE, structural moat, operating-leverage runway) held back by cyclical end-markets and a full-ish valuation. No red flag.</w:t>
-      </w:r>
-    </w:p>
-    <w:p>
-      <w:pPr>
-        <w:pStyle w:val="ListParagraph"/>
-        <w:numPr>
-          <w:ilvl w:val="0"/>
-          <w:numId w:val="1"/>
-        </w:numPr>
-        <w:spacing w:after="60"/>
-      </w:pPr>
-      <w:r>
-        <w:t xml:space="preserve">First-time read.</w:t>
+        <w:t xml:space="preserve">High-quality niche caster with a real China+1 tailwind and operating-leverage runway - but this pass corrects an overstated '75-80% US railroad share' claim (the growth-relevant component is still unapproved, excluded from guidance) while confirming FY26 delivery beat the tariff-cut guide and a firmer Rs 120 Cr expansion is now board-approved. Conviction reaffirmed Medium-High; thesis stays 'neither' on return magnitude and valuation.</w:t>
+      </w:r>
+    </w:p>
+    <w:p>
+      <w:pPr>
+        <w:pStyle w:val="ListParagraph"/>
+        <w:numPr>
+          <w:ilvl w:val="0"/>
+          <w:numId w:val="1"/>
+        </w:numPr>
+        <w:spacing w:after="60"/>
+      </w:pPr>
+      <w:r>
+        <w:t xml:space="preserve">Tier 4.8 trusted-x-watch (@LearningEleven concall-quote digest, 'worth a manual look later') - a snippet mention, explicitly not a conviction call; no floor.</w:t>
+      </w:r>
+    </w:p>
+    <w:p>
+      <w:pPr>
+        <w:pStyle w:val="ListParagraph"/>
+        <w:numPr>
+          <w:ilvl w:val="0"/>
+          <w:numId w:val="1"/>
+        </w:numPr>
+        <w:spacing w:after="60"/>
+      </w:pPr>
+      <w:r>
+        <w:t xml:space="preserve">four_box score unchanged at 3.0 (tailwind yes - China+1 casting reshoring + a real, still-unapproved railroad-component optionality; tam weak - Rs 3,290 Cr, headroom to ~2-3x visible not 10x-in-2-3-yr; moat yes - Cat/Komatsu approvals, AAR-certified side-frame/bolster capability, cost edge, sand+shell rarity - independent of the corrected railroad-share claim; valuation weak - ~8.3x book / ~36.3x earnings, much priced). Score 3.0 permits a label, but honest return maths (utilisation 50-&gt;90% + ~20% CAGR + margin hold =&gt; ~2-3x over 3-4 yrs, railroad approval as unpriced optional upside) does not reach 10x-in-2-3-yr or 100x-in-10-yr, so thesis_fit stays 'neither'.</w:t>
+      </w:r>
+    </w:p>
+    <w:p>
+      <w:pPr>
+        <w:pStyle w:val="ListParagraph"/>
+        <w:numPr>
+          <w:ilvl w:val="0"/>
+          <w:numId w:val="1"/>
+        </w:numPr>
+        <w:spacing w:after="60"/>
+      </w:pPr>
+      <w:r>
+        <w:t xml:space="preserve">Deep-dive pass 1's main finding is a correction, not a deterioration: the prior '75-80% US railroad market share' framing conflated an existing AAR-certified capability with a separate, still-unapproved component (85%+ success probability per management, delayed by field-trial issues, explicitly excluded from guidance) - this is real unpriced upside, not a moat already banked, but it does not undercut the moat argument built on Cat/Komatsu approvals and cost advantage.</w:t>
+      </w:r>
+    </w:p>
+    <w:p>
+      <w:pPr>
+        <w:pStyle w:val="ListParagraph"/>
+        <w:numPr>
+          <w:ilvl w:val="0"/>
+          <w:numId w:val="1"/>
+        </w:numPr>
+        <w:spacing w:after="60"/>
+      </w:pPr>
+      <w:r>
+        <w:t xml:space="preserve">Speed-breaker rule maintained: the US-tariff hit (guidance cut 18-20% -&gt; ~12% mid-FY26) is a non-impairing speed-breaker (ex-works pricing means Steelcast doesn't bear the tariff cost directly, and FY26 actual (13.33%) beat the revised guide) - revisit_after_30d stays true.</w:t>
+      </w:r>
+    </w:p>
+    <w:p>
+      <w:pPr>
+        <w:pStyle w:val="ListParagraph"/>
+        <w:numPr>
+          <w:ilvl w:val="0"/>
+          <w:numId w:val="1"/>
+        </w:numPr>
+        <w:spacing w:after="60"/>
+      </w:pPr>
+      <w:r>
+        <w:t xml:space="preserve">Conviction reaffirmed Medium-High: genuine business quality (24-32% ROCE, structural moat, operating-leverage runway, clean promoter holding) held back by cyclical end-markets and a full-ish valuation; the railroad-claim correction is offset by confirmed FY26 delivery and a firmer Rs 120 Cr expansion commitment. No red flag.</w:t>
       </w:r>
     </w:p>
     <w:p>

--- a/projects/valuepickr-open-screen/docs/Steelcast.docx
+++ b/projects/valuepickr-open-screen/docs/Steelcast.docx
@@ -3067,6 +3067,187 @@
           <w:szCs w:val="18"/>
         </w:rPr>
         <w:t xml:space="preserve">This is independent research and analysis for informational purposes only, not personalized financial or investment advice. Past multi-bagger performance and forum/social sentiment are not indicators of future returns. Do your own due diligence before investing.</w:t>
+      </w:r>
+    </w:p>
+    <w:p/>
+    <w:p>
+      <w:r>
+        <w:rPr>
+          <w:b/>
+          <w:sz w:val="28"/>
+        </w:rPr>
+        <w:t>🔄 RESEARCH UPDATE - 2026-10-05</w:t>
+      </w:r>
+    </w:p>
+    <w:p>
+      <w:r>
+        <w:rPr>
+          <w:b/>
+        </w:rPr>
+        <w:t>📊 Key Metrics:</w:t>
+      </w:r>
+    </w:p>
+    <w:p>
+      <w:pPr>
+        <w:ind w:left="360"/>
+      </w:pPr>
+      <w:r>
+        <w:t xml:space="preserve">  • Company: Steelcast Ltd</w:t>
+      </w:r>
+    </w:p>
+    <w:p>
+      <w:pPr>
+        <w:ind w:left="360"/>
+      </w:pPr>
+      <w:r>
+        <w:t xml:space="preserve">  • Conviction: Not rated</w:t>
+      </w:r>
+    </w:p>
+    <w:p>
+      <w:pPr>
+        <w:ind w:left="360"/>
+      </w:pPr>
+      <w:r>
+        <w:t xml:space="preserve">  • Thesis: neither</w:t>
+      </w:r>
+    </w:p>
+    <w:p>
+      <w:pPr>
+        <w:ind w:left="360"/>
+      </w:pPr>
+      <w:r>
+        <w:t xml:space="preserve">  • 4-Box Score: 3.0</w:t>
+      </w:r>
+    </w:p>
+    <w:p>
+      <w:pPr>
+        <w:ind w:left="360"/>
+      </w:pPr>
+      <w:r>
+        <w:t xml:space="preserve">  • Research Date: 2026-09-28</w:t>
+      </w:r>
+    </w:p>
+    <w:p>
+      <w:pPr>
+        <w:ind w:left="360"/>
+      </w:pPr>
+      <w:r>
+        <w:t xml:space="preserve">  • Red Flag: None</w:t>
+      </w:r>
+    </w:p>
+    <w:p/>
+    <w:p>
+      <w:r>
+        <w:rPr>
+          <w:b/>
+        </w:rPr>
+        <w:t>📝 Verdict:</w:t>
+      </w:r>
+    </w:p>
+    <w:p>
+      <w:pPr>
+        <w:ind w:left="360"/>
+      </w:pPr>
+      <w:r>
+        <w:t>High-quality niche caster with a real China+1 tailwind and operating-leverage runway - but this pass corrects an overstated '75-80% US railroad share' claim (the growth-relevant component is still unapproved, excluded from guidance) while confirming FY26 delivery beat the tariff-cut guide and a firmer Rs 120 Cr expansion is now board-approved. Conviction reaffirmed Medium-High; thesis stays 'neither' on return magnitude and valuation.</w:t>
+      </w:r>
+    </w:p>
+    <w:p/>
+    <w:p>
+      <w:r>
+        <w:rPr>
+          <w:b/>
+        </w:rPr>
+        <w:t>📈 Bull Case:</w:t>
+      </w:r>
+    </w:p>
+    <w:p>
+      <w:pPr>
+        <w:ind w:left="360"/>
+      </w:pPr>
+      <w:r>
+        <w:t>AAR M1003-certified for US railroad side-frame/bolster castings; Caterpillar/Komatsu approved vendor; ~25% global cost advantage (5-13% cheaper than Chinese suppliers on key US product lines)</w:t>
+      </w:r>
+    </w:p>
+    <w:p>
+      <w:pPr>
+        <w:ind w:left="360"/>
+      </w:pPr>
+      <w:r>
+        <w:t>Large operating-leverage runway: ~50-55% utilisation toward 90%, at 28-30% margins, now backed by a board-approved Rs 120 Cr greenfield expansion</w:t>
+      </w:r>
+    </w:p>
+    <w:p>
+      <w:pPr>
+        <w:ind w:left="360"/>
+      </w:pPr>
+      <w:r>
+        <w:t>A real, probable (85%+ per management) but still-unapproved railroad-component opportunity sits entirely OUTSIDE current guidance - genuine unpriced optionality if it clears</w:t>
+      </w:r>
+    </w:p>
+    <w:p>
+      <w:pPr>
+        <w:ind w:left="360"/>
+      </w:pPr>
+      <w:r>
+        <w:t>Structural China+1 casting-reshoring tailwind; 60-62% export revenue; debt-free (Rs 114 Cr cash), 24-26% ROE, clean promoter holding (45%, no pledge)</w:t>
+      </w:r>
+    </w:p>
+    <w:p>
+      <w:pPr>
+        <w:ind w:left="360"/>
+      </w:pPr>
+      <w:r>
+        <w:t>FY26 delivery beat the tariff-revised-down guidance, and Q1 FY27 shows the recovery continuing (exports back up to 62% of sales)</w:t>
+      </w:r>
+    </w:p>
+    <w:p/>
+    <w:p>
+      <w:r>
+        <w:rPr>
+          <w:b/>
+        </w:rPr>
+        <w:t>📉 Bear Case:</w:t>
+      </w:r>
+    </w:p>
+    <w:p>
+      <w:pPr>
+        <w:ind w:left="360"/>
+      </w:pPr>
+      <w:r>
+        <w:t>The '75-80% of US railroad castings' framing in the original write-up overstates the current state - the growth-relevant railroad component remains unapproved, delayed by field-trial issues, and is explicitly excluded from guidance; this is upside optionality, not an already-banked moat</w:t>
+      </w:r>
+    </w:p>
+    <w:p>
+      <w:pPr>
+        <w:ind w:left="360"/>
+      </w:pPr>
+      <w:r>
+        <w:t>Cyclical end-markets (mining, railroad, earth-moving); customer concentration (~30-32% one customer)</w:t>
+      </w:r>
+    </w:p>
+    <w:p>
+      <w:pPr>
+        <w:ind w:left="360"/>
+      </w:pPr>
+      <w:r>
+        <w:t>US-tariff demand softness cut FY26 growth guidance from 18-20% to ~12% mid-year; the mechanism (ex-works pricing, customer-borne tariffs) limits Steelcast's own margin risk but not the demand-side drag</w:t>
+      </w:r>
+    </w:p>
+    <w:p>
+      <w:pPr>
+        <w:ind w:left="360"/>
+      </w:pPr>
+      <w:r>
+        <w:t>Valuation already fair-to-full: ~8.3x book, ~36.3x earnings after a large one-year run</w:t>
+      </w:r>
+    </w:p>
+    <w:p>
+      <w:pPr>
+        <w:ind w:left="360"/>
+      </w:pPr>
+      <w:r>
+        <w:t>Capacity expansion (the new Rs 120 Cr greenfield project) is still years from full contribution; near-term growth is utilisation-led</w:t>
       </w:r>
     </w:p>
     <w:sectPr>
